--- a/插件详细手册/13.UI/关于文本颜色.docx
+++ b/插件详细手册/13.UI/关于文本颜色.docx
@@ -10,7 +10,18 @@
         <w:rPr>
           <w:rFonts w:hint="eastAsia"/>
         </w:rPr>
-        <w:t>介绍</w:t>
+        <w:t>概述</w:t>
+      </w:r>
+    </w:p>
+    <w:p>
+      <w:pPr>
+        <w:pStyle w:val="3"/>
+      </w:pPr>
+      <w:r>
+        <w:rPr>
+          <w:rFonts w:hint="eastAsia"/>
+        </w:rPr>
+        <w:t>插件介绍</w:t>
       </w:r>
     </w:p>
     <w:p>
@@ -724,6 +735,78 @@
           <w:sz w:val="22"/>
         </w:rPr>
       </w:pPr>
+      <w:r>
+        <w:rPr>
+          <w:rFonts w:ascii="Tahoma" w:eastAsia="微软雅黑" w:hAnsi="Tahoma" w:hint="eastAsia"/>
+          <w:kern w:val="0"/>
+          <w:sz w:val="22"/>
+        </w:rPr>
+        <w:t>颜色核心定义了</w:t>
+      </w:r>
+      <w:r>
+        <w:rPr>
+          <w:rFonts w:ascii="Tahoma" w:eastAsia="微软雅黑" w:hAnsi="Tahoma" w:hint="eastAsia"/>
+          <w:kern w:val="0"/>
+          <w:sz w:val="22"/>
+        </w:rPr>
+        <w:t xml:space="preserve"> </w:t>
+      </w:r>
+      <w:r>
+        <w:rPr>
+          <w:rFonts w:ascii="Tahoma" w:eastAsia="微软雅黑" w:hAnsi="Tahoma" w:hint="eastAsia"/>
+          <w:kern w:val="0"/>
+          <w:sz w:val="22"/>
+        </w:rPr>
+        <w:t>高级颜色</w:t>
+      </w:r>
+      <w:r>
+        <w:rPr>
+          <w:rFonts w:ascii="Tahoma" w:eastAsia="微软雅黑" w:hAnsi="Tahoma" w:hint="eastAsia"/>
+          <w:kern w:val="0"/>
+          <w:sz w:val="22"/>
+        </w:rPr>
+        <w:t>窗口字符，相关子插件</w:t>
+      </w:r>
+      <w:r>
+        <w:rPr>
+          <w:rFonts w:ascii="Tahoma" w:eastAsia="微软雅黑" w:hAnsi="Tahoma" w:hint="eastAsia"/>
+          <w:kern w:val="0"/>
+          <w:sz w:val="22"/>
+        </w:rPr>
+        <w:t>可以使得</w:t>
+      </w:r>
+      <w:r>
+        <w:rPr>
+          <w:rFonts w:ascii="Tahoma" w:eastAsia="微软雅黑" w:hAnsi="Tahoma" w:hint="eastAsia"/>
+          <w:kern w:val="0"/>
+          <w:sz w:val="22"/>
+        </w:rPr>
+        <w:t xml:space="preserve"> </w:t>
+      </w:r>
+      <w:r>
+        <w:rPr>
+          <w:rFonts w:ascii="Tahoma" w:eastAsia="微软雅黑" w:hAnsi="Tahoma" w:hint="eastAsia"/>
+          <w:kern w:val="0"/>
+          <w:sz w:val="22"/>
+        </w:rPr>
+        <w:t>不支持颜色字符</w:t>
+      </w:r>
+      <w:r>
+        <w:rPr>
+          <w:rFonts w:ascii="Tahoma" w:eastAsia="微软雅黑" w:hAnsi="Tahoma" w:hint="eastAsia"/>
+          <w:kern w:val="0"/>
+          <w:sz w:val="22"/>
+        </w:rPr>
+        <w:t xml:space="preserve"> </w:t>
+      </w:r>
+      <w:r>
+        <w:rPr>
+          <w:rFonts w:ascii="Tahoma" w:eastAsia="微软雅黑" w:hAnsi="Tahoma" w:hint="eastAsia"/>
+          <w:kern w:val="0"/>
+          <w:sz w:val="22"/>
+        </w:rPr>
+        <w:t>的位置也能够支持颜色文本设置。</w:t>
+      </w:r>
     </w:p>
     <w:p>
       <w:pPr>
@@ -733,11 +816,40 @@
         <w:spacing w:after="200"/>
         <w:jc w:val="left"/>
         <w:rPr>
-          <w:rFonts w:ascii="Tahoma" w:eastAsia="微软雅黑" w:hAnsi="Tahoma"/>
-          <w:kern w:val="0"/>
-          <w:sz w:val="22"/>
-        </w:rPr>
-      </w:pPr>
+          <w:rFonts w:ascii="Tahoma" w:eastAsia="微软雅黑" w:hAnsi="Tahoma" w:hint="eastAsia"/>
+          <w:b/>
+          <w:kern w:val="0"/>
+          <w:sz w:val="22"/>
+        </w:rPr>
+      </w:pPr>
+    </w:p>
+    <w:p>
+      <w:pPr>
+        <w:widowControl/>
+        <w:jc w:val="left"/>
+        <w:sectPr>
+          <w:headerReference w:type="default" r:id="rId7"/>
+          <w:pgSz w:w="11906" w:h="16838"/>
+          <w:pgMar w:top="1440" w:right="1800" w:bottom="1440" w:left="1800" w:header="851" w:footer="992" w:gutter="0"/>
+          <w:cols w:space="425"/>
+          <w:docGrid w:type="lines" w:linePitch="312"/>
+        </w:sectPr>
+      </w:pPr>
+      <w:r>
+        <w:br w:type="page"/>
+      </w:r>
+    </w:p>
+    <w:p>
+      <w:pPr>
+        <w:pStyle w:val="3"/>
+      </w:pPr>
+      <w:r>
+        <w:rPr>
+          <w:rFonts w:hint="eastAsia"/>
+        </w:rPr>
+        <w:lastRenderedPageBreak/>
+        <w:t>插件关系</w:t>
+      </w:r>
     </w:p>
     <w:p>
       <w:pPr>
@@ -748,7 +860,216 @@
         <w:jc w:val="left"/>
         <w:rPr>
           <w:rFonts w:ascii="Tahoma" w:eastAsia="微软雅黑" w:hAnsi="Tahoma"/>
+          <w:kern w:val="0"/>
+          <w:sz w:val="22"/>
+        </w:rPr>
+      </w:pPr>
+      <w:r>
+        <w:rPr>
+          <w:rFonts w:ascii="Tahoma" w:eastAsia="微软雅黑" w:hAnsi="Tahoma" w:hint="eastAsia"/>
+          <w:kern w:val="0"/>
+          <w:sz w:val="22"/>
+        </w:rPr>
+        <w:t>插件的从属关系如下图：</w:t>
+      </w:r>
+    </w:p>
+    <w:p>
+      <w:pPr>
+        <w:widowControl/>
+        <w:adjustRightInd w:val="0"/>
+        <w:snapToGrid w:val="0"/>
+        <w:spacing w:after="200"/>
+        <w:jc w:val="center"/>
+        <w:rPr>
+          <w:rFonts w:ascii="Tahoma" w:eastAsia="微软雅黑" w:hAnsi="Tahoma"/>
+          <w:kern w:val="0"/>
+          <w:sz w:val="22"/>
+        </w:rPr>
+      </w:pPr>
+      <w:r>
+        <w:object w:dxaOrig="10752" w:dyaOrig="2989" w14:anchorId="13614E7D">
+          <v:shapetype id="_x0000_t75" coordsize="21600,21600" o:spt="75" o:preferrelative="t" path="m@4@5l@4@11@9@11@9@5xe" filled="f" stroked="f">
+            <v:stroke joinstyle="miter"/>
+            <v:formulas>
+              <v:f eqn="if lineDrawn pixelLineWidth 0"/>
+              <v:f eqn="sum @0 1 0"/>
+              <v:f eqn="sum 0 0 @1"/>
+              <v:f eqn="prod @2 1 2"/>
+              <v:f eqn="prod @3 21600 pixelWidth"/>
+              <v:f eqn="prod @3 21600 pixelHeight"/>
+              <v:f eqn="sum @0 0 1"/>
+              <v:f eqn="prod @6 1 2"/>
+              <v:f eqn="prod @7 21600 pixelWidth"/>
+              <v:f eqn="sum @8 21600 0"/>
+              <v:f eqn="prod @7 21600 pixelHeight"/>
+              <v:f eqn="sum @10 21600 0"/>
+            </v:formulas>
+            <v:path o:extrusionok="f" gradientshapeok="t" o:connecttype="rect"/>
+            <o:lock v:ext="edit" aspectratio="t"/>
+          </v:shapetype>
+          <v:shape id="_x0000_i1028" type="#_x0000_t75" style="width:537.6pt;height:149.4pt" o:ole="">
+            <v:imagedata r:id="rId8" o:title=""/>
+          </v:shape>
+          <o:OLEObject Type="Embed" ProgID="Visio.Drawing.15" ShapeID="_x0000_i1028" DrawAspect="Content" ObjectID="_1673505569" r:id="rId9"/>
+        </w:object>
+      </w:r>
+    </w:p>
+    <w:p>
+      <w:pPr>
+        <w:widowControl/>
+        <w:adjustRightInd w:val="0"/>
+        <w:snapToGrid w:val="0"/>
+        <w:jc w:val="left"/>
+        <w:rPr>
+          <w:rFonts w:ascii="Tahoma" w:eastAsia="微软雅黑" w:hAnsi="Tahoma"/>
+          <w:kern w:val="0"/>
+          <w:sz w:val="22"/>
+        </w:rPr>
+      </w:pPr>
+      <w:r>
+        <w:rPr>
+          <w:rFonts w:ascii="Tahoma" w:eastAsia="微软雅黑" w:hAnsi="Tahoma" w:hint="eastAsia"/>
+          <w:kern w:val="0"/>
+          <w:sz w:val="22"/>
+        </w:rPr>
+        <w:t>需要说明的是，颜色核心只能</w:t>
+      </w:r>
+      <w:r>
+        <w:rPr>
+          <w:rFonts w:ascii="Tahoma" w:eastAsia="微软雅黑" w:hAnsi="Tahoma" w:hint="eastAsia"/>
+          <w:kern w:val="0"/>
+          <w:sz w:val="22"/>
+        </w:rPr>
+        <w:t>提供</w:t>
+      </w:r>
+      <w:r>
+        <w:rPr>
+          <w:rFonts w:ascii="Tahoma" w:eastAsia="微软雅黑" w:hAnsi="Tahoma" w:hint="eastAsia"/>
+          <w:kern w:val="0"/>
+          <w:sz w:val="22"/>
+        </w:rPr>
+        <w:t xml:space="preserve"> </w:t>
+      </w:r>
+      <w:r>
+        <w:rPr>
+          <w:rFonts w:ascii="Tahoma" w:eastAsia="微软雅黑" w:hAnsi="Tahoma" w:hint="eastAsia"/>
           <w:b/>
+          <w:bCs/>
+          <w:kern w:val="0"/>
+          <w:sz w:val="22"/>
+        </w:rPr>
+        <w:t>静态</w:t>
+      </w:r>
+      <w:r>
+        <w:rPr>
+          <w:rFonts w:ascii="Tahoma" w:eastAsia="微软雅黑" w:hAnsi="Tahoma" w:hint="eastAsia"/>
+          <w:kern w:val="0"/>
+          <w:sz w:val="22"/>
+        </w:rPr>
+        <w:t xml:space="preserve"> </w:t>
+      </w:r>
+      <w:r>
+        <w:rPr>
+          <w:rFonts w:ascii="Tahoma" w:eastAsia="微软雅黑" w:hAnsi="Tahoma" w:hint="eastAsia"/>
+          <w:kern w:val="0"/>
+          <w:sz w:val="22"/>
+        </w:rPr>
+        <w:t>的文本渐变色功能。</w:t>
+      </w:r>
+    </w:p>
+    <w:p>
+      <w:pPr>
+        <w:widowControl/>
+        <w:adjustRightInd w:val="0"/>
+        <w:snapToGrid w:val="0"/>
+        <w:jc w:val="left"/>
+        <w:rPr>
+          <w:rFonts w:ascii="Tahoma" w:eastAsia="微软雅黑" w:hAnsi="Tahoma"/>
+          <w:kern w:val="0"/>
+          <w:sz w:val="22"/>
+        </w:rPr>
+      </w:pPr>
+      <w:r>
+        <w:rPr>
+          <w:rFonts w:ascii="Tahoma" w:eastAsia="微软雅黑" w:hAnsi="Tahoma" w:hint="eastAsia"/>
+          <w:kern w:val="0"/>
+          <w:sz w:val="22"/>
+        </w:rPr>
+        <w:t>动态的颜色变换，</w:t>
+      </w:r>
+      <w:r>
+        <w:rPr>
+          <w:rFonts w:ascii="Tahoma" w:eastAsia="微软雅黑" w:hAnsi="Tahoma" w:hint="eastAsia"/>
+          <w:kern w:val="0"/>
+          <w:sz w:val="22"/>
+        </w:rPr>
+        <w:t>需要</w:t>
+      </w:r>
+      <w:r>
+        <w:rPr>
+          <w:rFonts w:ascii="Tahoma" w:eastAsia="微软雅黑" w:hAnsi="Tahoma" w:hint="eastAsia"/>
+          <w:kern w:val="0"/>
+          <w:sz w:val="22"/>
+        </w:rPr>
+        <w:t>通过滤镜实现，相关插件为：</w:t>
+      </w:r>
+      <w:r>
+        <w:rPr>
+          <w:rFonts w:ascii="Tahoma" w:eastAsia="微软雅黑" w:hAnsi="Tahoma"/>
+          <w:kern w:val="0"/>
+          <w:sz w:val="22"/>
+        </w:rPr>
+        <w:t>Drill_ItemTextFilter</w:t>
+      </w:r>
+      <w:r>
+        <w:rPr>
+          <w:rFonts w:ascii="Tahoma" w:eastAsia="微软雅黑" w:hAnsi="Tahoma"/>
+          <w:kern w:val="0"/>
+          <w:sz w:val="22"/>
+        </w:rPr>
+        <w:t xml:space="preserve">  </w:t>
+      </w:r>
+      <w:r>
+        <w:rPr>
+          <w:rFonts w:ascii="Tahoma" w:eastAsia="微软雅黑" w:hAnsi="Tahoma"/>
+          <w:kern w:val="0"/>
+          <w:sz w:val="22"/>
+        </w:rPr>
+        <w:t xml:space="preserve">UI - </w:t>
+      </w:r>
+      <w:r>
+        <w:rPr>
+          <w:rFonts w:ascii="Tahoma" w:eastAsia="微软雅黑" w:hAnsi="Tahoma"/>
+          <w:kern w:val="0"/>
+          <w:sz w:val="22"/>
+        </w:rPr>
+        <w:t>物品</w:t>
+      </w:r>
+      <w:r>
+        <w:rPr>
+          <w:rFonts w:ascii="Tahoma" w:eastAsia="微软雅黑" w:hAnsi="Tahoma"/>
+          <w:kern w:val="0"/>
+          <w:sz w:val="22"/>
+        </w:rPr>
+        <w:t>+</w:t>
+      </w:r>
+      <w:r>
+        <w:rPr>
+          <w:rFonts w:ascii="Tahoma" w:eastAsia="微软雅黑" w:hAnsi="Tahoma"/>
+          <w:kern w:val="0"/>
+          <w:sz w:val="22"/>
+        </w:rPr>
+        <w:t>技能文本的滤镜效果</w:t>
+      </w:r>
+    </w:p>
+    <w:p>
+      <w:pPr>
+        <w:widowControl/>
+        <w:adjustRightInd w:val="0"/>
+        <w:snapToGrid w:val="0"/>
+        <w:jc w:val="left"/>
+        <w:rPr>
+          <w:rFonts w:ascii="Tahoma" w:eastAsia="微软雅黑" w:hAnsi="Tahoma" w:hint="eastAsia"/>
           <w:kern w:val="0"/>
           <w:sz w:val="22"/>
         </w:rPr>
@@ -758,6 +1079,12 @@
       <w:pPr>
         <w:widowControl/>
         <w:jc w:val="left"/>
+        <w:sectPr>
+          <w:pgSz w:w="16838" w:h="11906" w:orient="landscape"/>
+          <w:pgMar w:top="1800" w:right="1440" w:bottom="1800" w:left="1440" w:header="851" w:footer="992" w:gutter="0"/>
+          <w:cols w:space="425"/>
+          <w:docGrid w:type="lines" w:linePitch="312"/>
+        </w:sectPr>
       </w:pPr>
       <w:r>
         <w:br w:type="page"/>
@@ -772,62 +1099,883 @@
           <w:rFonts w:hint="eastAsia"/>
         </w:rPr>
         <w:lastRenderedPageBreak/>
-        <w:t>对话框的渐变色</w:t>
-      </w:r>
-    </w:p>
-    <w:p>
-      <w:pPr>
-        <w:rPr>
-          <w:rFonts w:ascii="Tahoma" w:eastAsia="微软雅黑" w:hAnsi="Tahoma"/>
-          <w:kern w:val="0"/>
-          <w:sz w:val="22"/>
-        </w:rPr>
-      </w:pPr>
-      <w:r>
-        <w:rPr>
-          <w:rFonts w:ascii="Tahoma" w:eastAsia="微软雅黑" w:hAnsi="Tahoma" w:hint="eastAsia"/>
-          <w:kern w:val="0"/>
-          <w:sz w:val="22"/>
-        </w:rPr>
-        <w:t>战斗消息、对话窗口中比较特殊，战斗消息的字</w:t>
-      </w:r>
-      <w:r>
-        <w:rPr>
-          <w:rFonts w:ascii="Tahoma" w:eastAsia="微软雅黑" w:hAnsi="Tahoma" w:hint="eastAsia"/>
-          <w:b/>
-          <w:kern w:val="0"/>
-          <w:sz w:val="22"/>
-        </w:rPr>
-        <w:t>都是一个个贴上去</w:t>
-      </w:r>
-      <w:r>
-        <w:rPr>
-          <w:rFonts w:ascii="Tahoma" w:eastAsia="微软雅黑" w:hAnsi="Tahoma" w:hint="eastAsia"/>
-          <w:kern w:val="0"/>
-          <w:sz w:val="22"/>
-        </w:rPr>
-        <w:t>的，而不是整体。</w:t>
-      </w:r>
-    </w:p>
-    <w:p>
-      <w:pPr>
-        <w:rPr>
-          <w:rFonts w:ascii="Tahoma" w:eastAsia="微软雅黑" w:hAnsi="Tahoma"/>
-          <w:kern w:val="0"/>
-          <w:sz w:val="22"/>
-        </w:rPr>
-      </w:pPr>
-      <w:r>
-        <w:rPr>
-          <w:rFonts w:ascii="Tahoma" w:eastAsia="微软雅黑" w:hAnsi="Tahoma" w:hint="eastAsia"/>
-          <w:kern w:val="0"/>
-          <w:sz w:val="22"/>
-        </w:rPr>
-        <w:t>也就是说，一个字包含一个渐变。</w:t>
-      </w:r>
-    </w:p>
-    <w:p>
-      <w:pPr>
+        <w:t>窗口字符</w:t>
+      </w:r>
+    </w:p>
+    <w:p>
+      <w:pPr>
+        <w:pStyle w:val="3"/>
+      </w:pPr>
+      <w:r>
+        <w:rPr>
+          <w:rFonts w:hint="eastAsia"/>
+        </w:rPr>
+        <w:t>颜色</w:t>
+      </w:r>
+      <w:r>
+        <w:rPr>
+          <w:rFonts w:hint="eastAsia"/>
+        </w:rPr>
+        <w:t>设置</w:t>
+      </w:r>
+    </w:p>
+    <w:p>
+      <w:pPr>
+        <w:snapToGrid w:val="0"/>
+        <w:rPr>
+          <w:rFonts w:ascii="Tahoma" w:eastAsia="微软雅黑" w:hAnsi="Tahoma"/>
+          <w:kern w:val="0"/>
+          <w:sz w:val="22"/>
+        </w:rPr>
+      </w:pPr>
+      <w:r>
+        <w:rPr>
+          <w:rFonts w:ascii="Tahoma" w:eastAsia="微软雅黑" w:hAnsi="Tahoma" w:hint="eastAsia"/>
+          <w:kern w:val="0"/>
+          <w:sz w:val="22"/>
+        </w:rPr>
+        <w:t>你可以在窗口中使用</w:t>
+      </w:r>
+      <w:r>
+        <w:rPr>
+          <w:rFonts w:ascii="Tahoma" w:eastAsia="微软雅黑" w:hAnsi="Tahoma" w:hint="eastAsia"/>
+          <w:kern w:val="0"/>
+          <w:sz w:val="22"/>
+        </w:rPr>
+        <w:t xml:space="preserve"> </w:t>
+      </w:r>
+      <w:r>
+        <w:rPr>
+          <w:rFonts w:ascii="Tahoma" w:eastAsia="微软雅黑" w:hAnsi="Tahoma" w:hint="eastAsia"/>
+          <w:kern w:val="0"/>
+          <w:sz w:val="22"/>
+        </w:rPr>
+        <w:t>颜色设置</w:t>
+      </w:r>
+      <w:r>
+        <w:rPr>
+          <w:rFonts w:ascii="Tahoma" w:eastAsia="微软雅黑" w:hAnsi="Tahoma" w:hint="eastAsia"/>
+          <w:kern w:val="0"/>
+          <w:sz w:val="22"/>
+        </w:rPr>
+        <w:t xml:space="preserve"> </w:t>
+      </w:r>
+      <w:r>
+        <w:rPr>
+          <w:rFonts w:ascii="Tahoma" w:eastAsia="微软雅黑" w:hAnsi="Tahoma" w:hint="eastAsia"/>
+          <w:kern w:val="0"/>
+          <w:sz w:val="22"/>
+        </w:rPr>
+        <w:t>的窗口字符。</w:t>
+      </w:r>
+    </w:p>
+    <w:p>
+      <w:pPr>
+        <w:snapToGrid w:val="0"/>
+        <w:spacing w:after="200"/>
+        <w:rPr>
+          <w:rFonts w:ascii="Tahoma" w:eastAsia="微软雅黑" w:hAnsi="Tahoma"/>
+          <w:kern w:val="0"/>
+          <w:sz w:val="22"/>
+        </w:rPr>
+      </w:pPr>
+      <w:r>
+        <w:rPr>
+          <w:rFonts w:ascii="Tahoma" w:eastAsia="微软雅黑" w:hAnsi="Tahoma" w:hint="eastAsia"/>
+          <w:kern w:val="0"/>
+          <w:sz w:val="22"/>
+        </w:rPr>
+        <w:t>（窗口字符的定义，见：</w:t>
+      </w:r>
+      <w:r>
+        <w:rPr>
+          <w:rFonts w:ascii="Tahoma" w:eastAsia="微软雅黑" w:hAnsi="Tahoma"/>
+          <w:kern w:val="0"/>
+          <w:sz w:val="22"/>
+        </w:rPr>
+        <w:t>”</w:t>
+      </w:r>
+      <w:r>
+        <w:rPr>
+          <w:rFonts w:ascii="Tahoma" w:eastAsia="微软雅黑" w:hAnsi="Tahoma" w:hint="eastAsia"/>
+          <w:kern w:val="0"/>
+          <w:sz w:val="22"/>
+        </w:rPr>
+        <w:t>关于窗口字符</w:t>
+      </w:r>
+      <w:r>
+        <w:rPr>
+          <w:rFonts w:ascii="Tahoma" w:eastAsia="微软雅黑" w:hAnsi="Tahoma" w:hint="eastAsia"/>
+          <w:kern w:val="0"/>
+          <w:sz w:val="22"/>
+        </w:rPr>
+        <w:t>.</w:t>
+      </w:r>
+      <w:r>
+        <w:rPr>
+          <w:rFonts w:ascii="Tahoma" w:eastAsia="微软雅黑" w:hAnsi="Tahoma"/>
+          <w:kern w:val="0"/>
+          <w:sz w:val="22"/>
+        </w:rPr>
+        <w:t>docx”</w:t>
+      </w:r>
+      <w:r>
+        <w:rPr>
+          <w:rFonts w:ascii="Tahoma" w:eastAsia="微软雅黑" w:hAnsi="Tahoma" w:hint="eastAsia"/>
+          <w:kern w:val="0"/>
+          <w:sz w:val="22"/>
+        </w:rPr>
+        <w:t>）</w:t>
+      </w:r>
+    </w:p>
+    <w:p>
+      <w:pPr>
+        <w:snapToGrid w:val="0"/>
+        <w:rPr>
+          <w:rFonts w:ascii="Tahoma" w:eastAsia="微软雅黑" w:hAnsi="Tahoma"/>
+          <w:kern w:val="0"/>
+          <w:sz w:val="22"/>
+        </w:rPr>
+      </w:pPr>
+      <w:r>
+        <w:rPr>
+          <w:rFonts w:ascii="Tahoma" w:eastAsia="微软雅黑" w:hAnsi="Tahoma" w:hint="eastAsia"/>
+          <w:kern w:val="0"/>
+          <w:sz w:val="22"/>
+        </w:rPr>
+        <w:t>其设置方式为：</w:t>
+      </w:r>
+    </w:p>
+    <w:p>
+      <w:pPr>
+        <w:snapToGrid w:val="0"/>
+        <w:ind w:firstLine="420"/>
+        <w:rPr>
+          <w:rFonts w:ascii="Tahoma" w:eastAsia="微软雅黑" w:hAnsi="Tahoma"/>
+          <w:kern w:val="0"/>
+          <w:sz w:val="22"/>
+        </w:rPr>
+      </w:pPr>
+      <w:r>
+        <w:rPr>
+          <w:rFonts w:ascii="Tahoma" w:eastAsia="微软雅黑" w:hAnsi="Tahoma"/>
+          <w:kern w:val="0"/>
+          <w:sz w:val="22"/>
+        </w:rPr>
+        <w:t xml:space="preserve">\c[101] </w:t>
+      </w:r>
+      <w:r>
+        <w:rPr>
+          <w:rFonts w:ascii="Tahoma" w:eastAsia="微软雅黑" w:hAnsi="Tahoma" w:hint="eastAsia"/>
+          <w:kern w:val="0"/>
+          <w:sz w:val="22"/>
+        </w:rPr>
+        <w:t>对应</w:t>
+      </w:r>
+      <w:r>
+        <w:rPr>
+          <w:rFonts w:ascii="Tahoma" w:eastAsia="微软雅黑" w:hAnsi="Tahoma" w:hint="eastAsia"/>
+          <w:kern w:val="0"/>
+          <w:sz w:val="22"/>
+        </w:rPr>
+        <w:t xml:space="preserve"> </w:t>
+      </w:r>
+      <w:r>
+        <w:rPr>
+          <w:rFonts w:ascii="Tahoma" w:eastAsia="微软雅黑" w:hAnsi="Tahoma" w:hint="eastAsia"/>
+          <w:kern w:val="0"/>
+          <w:sz w:val="22"/>
+        </w:rPr>
+        <w:t>颜色</w:t>
+      </w:r>
+      <w:r>
+        <w:rPr>
+          <w:rFonts w:ascii="Tahoma" w:eastAsia="微软雅黑" w:hAnsi="Tahoma" w:hint="eastAsia"/>
+          <w:kern w:val="0"/>
+          <w:sz w:val="22"/>
+        </w:rPr>
+        <w:t>1</w:t>
+      </w:r>
+      <w:r>
+        <w:rPr>
+          <w:rFonts w:ascii="Tahoma" w:eastAsia="微软雅黑" w:hAnsi="Tahoma" w:hint="eastAsia"/>
+          <w:kern w:val="0"/>
+          <w:sz w:val="22"/>
+        </w:rPr>
+        <w:t>；</w:t>
+      </w:r>
+    </w:p>
+    <w:p>
+      <w:pPr>
+        <w:snapToGrid w:val="0"/>
+        <w:ind w:firstLine="420"/>
+        <w:rPr>
+          <w:rFonts w:ascii="Tahoma" w:eastAsia="微软雅黑" w:hAnsi="Tahoma"/>
+          <w:kern w:val="0"/>
+          <w:sz w:val="22"/>
+        </w:rPr>
+      </w:pPr>
+      <w:r>
+        <w:rPr>
+          <w:rFonts w:ascii="Tahoma" w:eastAsia="微软雅黑" w:hAnsi="Tahoma"/>
+          <w:kern w:val="0"/>
+          <w:sz w:val="22"/>
+        </w:rPr>
+        <w:t xml:space="preserve">\c[102] </w:t>
+      </w:r>
+      <w:r>
+        <w:rPr>
+          <w:rFonts w:ascii="Tahoma" w:eastAsia="微软雅黑" w:hAnsi="Tahoma" w:hint="eastAsia"/>
+          <w:kern w:val="0"/>
+          <w:sz w:val="22"/>
+        </w:rPr>
+        <w:t>对应</w:t>
+      </w:r>
+      <w:r>
+        <w:rPr>
+          <w:rFonts w:ascii="Tahoma" w:eastAsia="微软雅黑" w:hAnsi="Tahoma" w:hint="eastAsia"/>
+          <w:kern w:val="0"/>
+          <w:sz w:val="22"/>
+        </w:rPr>
+        <w:t xml:space="preserve"> </w:t>
+      </w:r>
+      <w:r>
+        <w:rPr>
+          <w:rFonts w:ascii="Tahoma" w:eastAsia="微软雅黑" w:hAnsi="Tahoma" w:hint="eastAsia"/>
+          <w:kern w:val="0"/>
+          <w:sz w:val="22"/>
+        </w:rPr>
+        <w:t>颜色</w:t>
+      </w:r>
+      <w:r>
+        <w:rPr>
+          <w:rFonts w:ascii="Tahoma" w:eastAsia="微软雅黑" w:hAnsi="Tahoma"/>
+          <w:kern w:val="0"/>
+          <w:sz w:val="22"/>
+        </w:rPr>
+        <w:t>2</w:t>
+      </w:r>
+      <w:r>
+        <w:rPr>
+          <w:rFonts w:ascii="Tahoma" w:eastAsia="微软雅黑" w:hAnsi="Tahoma" w:hint="eastAsia"/>
+          <w:kern w:val="0"/>
+          <w:sz w:val="22"/>
+        </w:rPr>
+        <w:t>；</w:t>
+      </w:r>
+    </w:p>
+    <w:p>
+      <w:pPr>
+        <w:snapToGrid w:val="0"/>
+        <w:ind w:firstLine="420"/>
+        <w:rPr>
+          <w:rFonts w:ascii="Tahoma" w:eastAsia="微软雅黑" w:hAnsi="Tahoma"/>
+          <w:kern w:val="0"/>
+          <w:sz w:val="22"/>
+        </w:rPr>
+      </w:pPr>
+      <w:r>
+        <w:rPr>
+          <w:rFonts w:ascii="Tahoma" w:eastAsia="微软雅黑" w:hAnsi="Tahoma" w:hint="eastAsia"/>
+          <w:kern w:val="0"/>
+          <w:sz w:val="22"/>
+        </w:rPr>
+        <w:t>……</w:t>
+      </w:r>
+    </w:p>
+    <w:p>
+      <w:pPr>
+        <w:snapToGrid w:val="0"/>
+        <w:jc w:val="center"/>
+        <w:rPr>
+          <w:rFonts w:ascii="Tahoma" w:eastAsia="微软雅黑" w:hAnsi="Tahoma"/>
+          <w:kern w:val="0"/>
+          <w:sz w:val="22"/>
+        </w:rPr>
+      </w:pPr>
+      <w:r>
+        <w:rPr>
+          <w:rFonts w:ascii="Tahoma" w:eastAsia="微软雅黑" w:hAnsi="Tahoma"/>
+          <w:kern w:val="0"/>
+          <w:sz w:val="22"/>
+        </w:rPr>
+        <w:drawing>
+          <wp:inline distT="0" distB="0" distL="0" distR="0" wp14:anchorId="42990907" wp14:editId="63D0D733">
+            <wp:extent cx="2971800" cy="1495275"/>
+            <wp:effectExtent l="0" t="0" r="0" b="0"/>
+            <wp:docPr id="3" name="图片 3"/>
+            <wp:cNvGraphicFramePr>
+              <a:graphicFrameLocks xmlns:a="http://schemas.openxmlformats.org/drawingml/2006/main" noChangeAspect="1"/>
+            </wp:cNvGraphicFramePr>
+            <a:graphic xmlns:a="http://schemas.openxmlformats.org/drawingml/2006/main">
+              <a:graphicData uri="http://schemas.openxmlformats.org/drawingml/2006/picture">
+                <pic:pic xmlns:pic="http://schemas.openxmlformats.org/drawingml/2006/picture">
+                  <pic:nvPicPr>
+                    <pic:cNvPr id="0" name="Picture 5"/>
+                    <pic:cNvPicPr>
+                      <a:picLocks noChangeAspect="1" noChangeArrowheads="1"/>
+                    </pic:cNvPicPr>
+                  </pic:nvPicPr>
+                  <pic:blipFill>
+                    <a:blip r:embed="rId10">
+                      <a:extLst>
+                        <a:ext uri="{28A0092B-C50C-407E-A947-70E740481C1C}">
+                          <a14:useLocalDpi xmlns:a14="http://schemas.microsoft.com/office/drawing/2010/main" val="0"/>
+                        </a:ext>
+                      </a:extLst>
+                    </a:blip>
+                    <a:srcRect/>
+                    <a:stretch>
+                      <a:fillRect/>
+                    </a:stretch>
+                  </pic:blipFill>
+                  <pic:spPr bwMode="auto">
+                    <a:xfrm>
+                      <a:off x="0" y="0"/>
+                      <a:ext cx="2987782" cy="1503317"/>
+                    </a:xfrm>
+                    <a:prstGeom prst="rect">
+                      <a:avLst/>
+                    </a:prstGeom>
+                    <a:noFill/>
+                    <a:ln>
+                      <a:noFill/>
+                    </a:ln>
+                  </pic:spPr>
+                </pic:pic>
+              </a:graphicData>
+            </a:graphic>
+          </wp:inline>
+        </w:drawing>
+      </w:r>
+    </w:p>
+    <w:p>
+      <w:pPr>
+        <w:snapToGrid w:val="0"/>
+        <w:rPr>
+          <w:rFonts w:ascii="Tahoma" w:eastAsia="微软雅黑" w:hAnsi="Tahoma" w:hint="eastAsia"/>
+          <w:kern w:val="0"/>
+          <w:sz w:val="22"/>
+        </w:rPr>
+      </w:pPr>
+    </w:p>
+    <w:p>
+      <w:pPr>
+        <w:snapToGrid w:val="0"/>
+        <w:ind w:firstLine="420"/>
+        <w:rPr>
+          <w:rFonts w:ascii="Tahoma" w:eastAsia="微软雅黑" w:hAnsi="Tahoma"/>
+          <w:kern w:val="0"/>
+          <w:sz w:val="22"/>
+        </w:rPr>
+      </w:pPr>
+      <w:r>
+        <w:rPr>
+          <w:rFonts w:ascii="Tahoma" w:eastAsia="微软雅黑" w:hAnsi="Tahoma"/>
+          <w:kern w:val="0"/>
+          <w:sz w:val="22"/>
+        </w:rPr>
+        <w:t xml:space="preserve">\c[201] </w:t>
+      </w:r>
+      <w:r>
+        <w:rPr>
+          <w:rFonts w:ascii="Tahoma" w:eastAsia="微软雅黑" w:hAnsi="Tahoma" w:hint="eastAsia"/>
+          <w:kern w:val="0"/>
+          <w:sz w:val="22"/>
+        </w:rPr>
+        <w:t>对应</w:t>
+      </w:r>
+      <w:r>
+        <w:rPr>
+          <w:rFonts w:ascii="Tahoma" w:eastAsia="微软雅黑" w:hAnsi="Tahoma" w:hint="eastAsia"/>
+          <w:kern w:val="0"/>
+          <w:sz w:val="22"/>
+        </w:rPr>
+        <w:t xml:space="preserve"> </w:t>
+      </w:r>
+      <w:r>
+        <w:rPr>
+          <w:rFonts w:ascii="Tahoma" w:eastAsia="微软雅黑" w:hAnsi="Tahoma" w:hint="eastAsia"/>
+          <w:kern w:val="0"/>
+          <w:sz w:val="22"/>
+        </w:rPr>
+        <w:t>高级颜色</w:t>
+      </w:r>
+      <w:r>
+        <w:rPr>
+          <w:rFonts w:ascii="Tahoma" w:eastAsia="微软雅黑" w:hAnsi="Tahoma" w:hint="eastAsia"/>
+          <w:kern w:val="0"/>
+          <w:sz w:val="22"/>
+        </w:rPr>
+        <w:t>1</w:t>
+      </w:r>
+      <w:r>
+        <w:rPr>
+          <w:rFonts w:ascii="Tahoma" w:eastAsia="微软雅黑" w:hAnsi="Tahoma" w:hint="eastAsia"/>
+          <w:kern w:val="0"/>
+          <w:sz w:val="22"/>
+        </w:rPr>
+        <w:t>；</w:t>
+      </w:r>
+    </w:p>
+    <w:p>
+      <w:pPr>
+        <w:snapToGrid w:val="0"/>
+        <w:ind w:firstLine="420"/>
+        <w:rPr>
+          <w:rFonts w:ascii="Tahoma" w:eastAsia="微软雅黑" w:hAnsi="Tahoma"/>
+          <w:kern w:val="0"/>
+          <w:sz w:val="22"/>
+        </w:rPr>
+      </w:pPr>
+      <w:r>
+        <w:rPr>
+          <w:rFonts w:ascii="Tahoma" w:eastAsia="微软雅黑" w:hAnsi="Tahoma"/>
+          <w:kern w:val="0"/>
+          <w:sz w:val="22"/>
+        </w:rPr>
+        <w:t xml:space="preserve">\c[202] </w:t>
+      </w:r>
+      <w:r>
+        <w:rPr>
+          <w:rFonts w:ascii="Tahoma" w:eastAsia="微软雅黑" w:hAnsi="Tahoma" w:hint="eastAsia"/>
+          <w:kern w:val="0"/>
+          <w:sz w:val="22"/>
+        </w:rPr>
+        <w:t>对应</w:t>
+      </w:r>
+      <w:r>
+        <w:rPr>
+          <w:rFonts w:ascii="Tahoma" w:eastAsia="微软雅黑" w:hAnsi="Tahoma" w:hint="eastAsia"/>
+          <w:kern w:val="0"/>
+          <w:sz w:val="22"/>
+        </w:rPr>
+        <w:t xml:space="preserve"> </w:t>
+      </w:r>
+      <w:r>
+        <w:rPr>
+          <w:rFonts w:ascii="Tahoma" w:eastAsia="微软雅黑" w:hAnsi="Tahoma" w:hint="eastAsia"/>
+          <w:kern w:val="0"/>
+          <w:sz w:val="22"/>
+        </w:rPr>
+        <w:t>高级颜色</w:t>
+      </w:r>
+      <w:r>
+        <w:rPr>
+          <w:rFonts w:ascii="Tahoma" w:eastAsia="微软雅黑" w:hAnsi="Tahoma"/>
+          <w:kern w:val="0"/>
+          <w:sz w:val="22"/>
+        </w:rPr>
+        <w:t>2</w:t>
+      </w:r>
+      <w:r>
+        <w:rPr>
+          <w:rFonts w:ascii="Tahoma" w:eastAsia="微软雅黑" w:hAnsi="Tahoma" w:hint="eastAsia"/>
+          <w:kern w:val="0"/>
+          <w:sz w:val="22"/>
+        </w:rPr>
+        <w:t>；</w:t>
+      </w:r>
+    </w:p>
+    <w:p>
+      <w:pPr>
+        <w:snapToGrid w:val="0"/>
+        <w:ind w:firstLine="420"/>
+        <w:rPr>
+          <w:rFonts w:ascii="Tahoma" w:eastAsia="微软雅黑" w:hAnsi="Tahoma"/>
+          <w:kern w:val="0"/>
+          <w:sz w:val="22"/>
+        </w:rPr>
+      </w:pPr>
+      <w:r>
+        <w:rPr>
+          <w:rFonts w:ascii="Tahoma" w:eastAsia="微软雅黑" w:hAnsi="Tahoma" w:hint="eastAsia"/>
+          <w:kern w:val="0"/>
+          <w:sz w:val="22"/>
+        </w:rPr>
+        <w:t>……</w:t>
+      </w:r>
+    </w:p>
+    <w:p>
+      <w:pPr>
+        <w:snapToGrid w:val="0"/>
+        <w:jc w:val="center"/>
+        <w:rPr>
+          <w:rFonts w:ascii="Tahoma" w:eastAsia="微软雅黑" w:hAnsi="Tahoma" w:hint="eastAsia"/>
+          <w:kern w:val="0"/>
+          <w:sz w:val="22"/>
+        </w:rPr>
+      </w:pPr>
+      <w:r>
+        <w:rPr>
+          <w:rFonts w:ascii="Tahoma" w:eastAsia="微软雅黑" w:hAnsi="Tahoma"/>
+          <w:kern w:val="0"/>
+          <w:sz w:val="22"/>
+        </w:rPr>
+        <w:drawing>
+          <wp:inline distT="0" distB="0" distL="0" distR="0" wp14:anchorId="6DDC2794" wp14:editId="0D141DE4">
+            <wp:extent cx="3017520" cy="1387250"/>
+            <wp:effectExtent l="0" t="0" r="0" b="3810"/>
+            <wp:docPr id="5" name="图片 5"/>
+            <wp:cNvGraphicFramePr>
+              <a:graphicFrameLocks xmlns:a="http://schemas.openxmlformats.org/drawingml/2006/main" noChangeAspect="1"/>
+            </wp:cNvGraphicFramePr>
+            <a:graphic xmlns:a="http://schemas.openxmlformats.org/drawingml/2006/main">
+              <a:graphicData uri="http://schemas.openxmlformats.org/drawingml/2006/picture">
+                <pic:pic xmlns:pic="http://schemas.openxmlformats.org/drawingml/2006/picture">
+                  <pic:nvPicPr>
+                    <pic:cNvPr id="0" name="Picture 7"/>
+                    <pic:cNvPicPr>
+                      <a:picLocks noChangeAspect="1" noChangeArrowheads="1"/>
+                    </pic:cNvPicPr>
+                  </pic:nvPicPr>
+                  <pic:blipFill>
+                    <a:blip r:embed="rId11">
+                      <a:extLst>
+                        <a:ext uri="{28A0092B-C50C-407E-A947-70E740481C1C}">
+                          <a14:useLocalDpi xmlns:a14="http://schemas.microsoft.com/office/drawing/2010/main" val="0"/>
+                        </a:ext>
+                      </a:extLst>
+                    </a:blip>
+                    <a:srcRect/>
+                    <a:stretch>
+                      <a:fillRect/>
+                    </a:stretch>
+                  </pic:blipFill>
+                  <pic:spPr bwMode="auto">
+                    <a:xfrm>
+                      <a:off x="0" y="0"/>
+                      <a:ext cx="3058286" cy="1405992"/>
+                    </a:xfrm>
+                    <a:prstGeom prst="rect">
+                      <a:avLst/>
+                    </a:prstGeom>
+                    <a:noFill/>
+                    <a:ln>
+                      <a:noFill/>
+                    </a:ln>
+                  </pic:spPr>
+                </pic:pic>
+              </a:graphicData>
+            </a:graphic>
+          </wp:inline>
+        </w:drawing>
+      </w:r>
+    </w:p>
+    <w:p>
+      <w:pPr>
+        <w:snapToGrid w:val="0"/>
+        <w:rPr>
+          <w:rFonts w:ascii="Tahoma" w:eastAsia="微软雅黑" w:hAnsi="Tahoma"/>
+          <w:kern w:val="0"/>
+          <w:sz w:val="22"/>
+        </w:rPr>
+      </w:pPr>
+      <w:r>
+        <w:rPr>
+          <w:rFonts w:ascii="Tahoma" w:eastAsia="微软雅黑" w:hAnsi="Tahoma" w:hint="eastAsia"/>
+          <w:kern w:val="0"/>
+          <w:sz w:val="22"/>
+        </w:rPr>
+        <w:t>固定颜色与高级颜色</w:t>
+      </w:r>
+      <w:r>
+        <w:rPr>
+          <w:rFonts w:ascii="Tahoma" w:eastAsia="微软雅黑" w:hAnsi="Tahoma"/>
+          <w:kern w:val="0"/>
+          <w:sz w:val="22"/>
+        </w:rPr>
+        <w:t>99</w:t>
+      </w:r>
+      <w:r>
+        <w:rPr>
+          <w:rFonts w:ascii="Tahoma" w:eastAsia="微软雅黑" w:hAnsi="Tahoma" w:hint="eastAsia"/>
+          <w:kern w:val="0"/>
+          <w:sz w:val="22"/>
+        </w:rPr>
+        <w:t>种设置配置。</w:t>
+      </w:r>
+    </w:p>
+    <w:p>
+      <w:pPr>
+        <w:widowControl/>
+        <w:jc w:val="left"/>
+        <w:rPr>
+          <w:rFonts w:hint="eastAsia"/>
+        </w:rPr>
+      </w:pPr>
+      <w:r>
+        <w:br w:type="page"/>
+      </w:r>
+    </w:p>
+    <w:p>
+      <w:pPr>
+        <w:pStyle w:val="3"/>
+      </w:pPr>
+      <w:r>
+        <w:rPr>
+          <w:rFonts w:hint="eastAsia"/>
+        </w:rPr>
+        <w:lastRenderedPageBreak/>
+        <w:t>绘制时的</w:t>
+      </w:r>
+      <w:r>
+        <w:rPr>
+          <w:rFonts w:hint="eastAsia"/>
+        </w:rPr>
+        <w:t>渐变色</w:t>
+      </w:r>
+    </w:p>
+    <w:p>
+      <w:pPr>
+        <w:snapToGrid w:val="0"/>
+        <w:rPr>
+          <w:rFonts w:ascii="Tahoma" w:eastAsia="微软雅黑" w:hAnsi="Tahoma"/>
+          <w:kern w:val="0"/>
+          <w:sz w:val="22"/>
+        </w:rPr>
+      </w:pPr>
+      <w:r>
+        <w:rPr>
+          <w:rFonts w:ascii="Tahoma" w:eastAsia="微软雅黑" w:hAnsi="Tahoma" w:hint="eastAsia"/>
+          <w:kern w:val="0"/>
+          <w:sz w:val="22"/>
+        </w:rPr>
+        <w:t>根据窗口字符的原理，可知窗口字符是</w:t>
+      </w:r>
+      <w:r>
+        <w:rPr>
+          <w:rFonts w:ascii="Tahoma" w:eastAsia="微软雅黑" w:hAnsi="Tahoma" w:hint="eastAsia"/>
+          <w:kern w:val="0"/>
+          <w:sz w:val="22"/>
+        </w:rPr>
+        <w:t xml:space="preserve"> </w:t>
+      </w:r>
+      <w:r>
+        <w:rPr>
+          <w:rFonts w:ascii="Tahoma" w:eastAsia="微软雅黑" w:hAnsi="Tahoma" w:hint="eastAsia"/>
+          <w:kern w:val="0"/>
+          <w:sz w:val="22"/>
+        </w:rPr>
+        <w:t>一个个绘制</w:t>
+      </w:r>
+      <w:r>
+        <w:rPr>
+          <w:rFonts w:ascii="Tahoma" w:eastAsia="微软雅黑" w:hAnsi="Tahoma" w:hint="eastAsia"/>
+          <w:kern w:val="0"/>
+          <w:sz w:val="22"/>
+        </w:rPr>
+        <w:t xml:space="preserve"> </w:t>
+      </w:r>
+      <w:r>
+        <w:rPr>
+          <w:rFonts w:ascii="Tahoma" w:eastAsia="微软雅黑" w:hAnsi="Tahoma" w:hint="eastAsia"/>
+          <w:kern w:val="0"/>
+          <w:sz w:val="22"/>
+        </w:rPr>
+        <w:t>上去的。</w:t>
+      </w:r>
+      <w:r>
+        <w:rPr>
+          <w:rFonts w:ascii="Tahoma" w:eastAsia="微软雅黑" w:hAnsi="Tahoma"/>
+          <w:kern w:val="0"/>
+          <w:sz w:val="22"/>
+        </w:rPr>
+        <w:t xml:space="preserve"> </w:t>
+      </w:r>
+    </w:p>
+    <w:p>
+      <w:pPr>
+        <w:snapToGrid w:val="0"/>
+        <w:spacing w:after="200"/>
+        <w:rPr>
+          <w:rFonts w:ascii="Tahoma" w:eastAsia="微软雅黑" w:hAnsi="Tahoma" w:hint="eastAsia"/>
+          <w:kern w:val="0"/>
+          <w:sz w:val="22"/>
+        </w:rPr>
+      </w:pPr>
+      <w:r>
+        <w:rPr>
+          <w:rFonts w:ascii="Tahoma" w:eastAsia="微软雅黑" w:hAnsi="Tahoma" w:hint="eastAsia"/>
+          <w:kern w:val="0"/>
+          <w:sz w:val="22"/>
+        </w:rPr>
+        <w:t>（窗口字符的定义，见：</w:t>
+      </w:r>
+      <w:r>
+        <w:rPr>
+          <w:rFonts w:ascii="Tahoma" w:eastAsia="微软雅黑" w:hAnsi="Tahoma"/>
+          <w:kern w:val="0"/>
+          <w:sz w:val="22"/>
+        </w:rPr>
+        <w:t>”</w:t>
+      </w:r>
+      <w:r>
+        <w:rPr>
+          <w:rFonts w:ascii="Tahoma" w:eastAsia="微软雅黑" w:hAnsi="Tahoma" w:hint="eastAsia"/>
+          <w:kern w:val="0"/>
+          <w:sz w:val="22"/>
+        </w:rPr>
+        <w:t>关于窗口字符</w:t>
+      </w:r>
+      <w:r>
+        <w:rPr>
+          <w:rFonts w:ascii="Tahoma" w:eastAsia="微软雅黑" w:hAnsi="Tahoma" w:hint="eastAsia"/>
+          <w:kern w:val="0"/>
+          <w:sz w:val="22"/>
+        </w:rPr>
+        <w:t>.</w:t>
+      </w:r>
+      <w:r>
+        <w:rPr>
+          <w:rFonts w:ascii="Tahoma" w:eastAsia="微软雅黑" w:hAnsi="Tahoma"/>
+          <w:kern w:val="0"/>
+          <w:sz w:val="22"/>
+        </w:rPr>
+        <w:t>docx”</w:t>
+      </w:r>
+      <w:r>
+        <w:rPr>
+          <w:rFonts w:ascii="Tahoma" w:eastAsia="微软雅黑" w:hAnsi="Tahoma" w:hint="eastAsia"/>
+          <w:kern w:val="0"/>
+          <w:sz w:val="22"/>
+        </w:rPr>
+        <w:t>）</w:t>
+      </w:r>
+    </w:p>
+    <w:p>
+      <w:pPr>
+        <w:snapToGrid w:val="0"/>
+        <w:spacing w:after="200"/>
+        <w:jc w:val="center"/>
+        <w:rPr>
+          <w:rFonts w:ascii="Tahoma" w:eastAsia="微软雅黑" w:hAnsi="Tahoma" w:hint="eastAsia"/>
+          <w:kern w:val="0"/>
+          <w:sz w:val="22"/>
+        </w:rPr>
+      </w:pPr>
+      <w:r>
+        <w:rPr>
+          <w:rFonts w:ascii="Tahoma" w:eastAsia="微软雅黑" w:hAnsi="Tahoma"/>
+          <w:kern w:val="0"/>
+          <w:sz w:val="22"/>
+        </w:rPr>
+        <w:drawing>
+          <wp:inline distT="0" distB="0" distL="0" distR="0" wp14:anchorId="21B5161E" wp14:editId="3B1E3C10">
+            <wp:extent cx="3093720" cy="1178216"/>
+            <wp:effectExtent l="0" t="0" r="0" b="3175"/>
+            <wp:docPr id="6" name="图片 6"/>
+            <wp:cNvGraphicFramePr>
+              <a:graphicFrameLocks xmlns:a="http://schemas.openxmlformats.org/drawingml/2006/main" noChangeAspect="1"/>
+            </wp:cNvGraphicFramePr>
+            <a:graphic xmlns:a="http://schemas.openxmlformats.org/drawingml/2006/main">
+              <a:graphicData uri="http://schemas.openxmlformats.org/drawingml/2006/picture">
+                <pic:pic xmlns:pic="http://schemas.openxmlformats.org/drawingml/2006/picture">
+                  <pic:nvPicPr>
+                    <pic:cNvPr id="1" name=""/>
+                    <pic:cNvPicPr/>
+                  </pic:nvPicPr>
+                  <pic:blipFill>
+                    <a:blip r:embed="rId12"/>
+                    <a:stretch>
+                      <a:fillRect/>
+                    </a:stretch>
+                  </pic:blipFill>
+                  <pic:spPr>
+                    <a:xfrm>
+                      <a:off x="0" y="0"/>
+                      <a:ext cx="3121547" cy="1188814"/>
+                    </a:xfrm>
+                    <a:prstGeom prst="rect">
+                      <a:avLst/>
+                    </a:prstGeom>
+                  </pic:spPr>
+                </pic:pic>
+              </a:graphicData>
+            </a:graphic>
+          </wp:inline>
+        </w:drawing>
+      </w:r>
+    </w:p>
+    <w:p>
+      <w:pPr>
+        <w:snapToGrid w:val="0"/>
+        <w:rPr>
+          <w:rFonts w:ascii="Tahoma" w:eastAsia="微软雅黑" w:hAnsi="Tahoma"/>
+          <w:kern w:val="0"/>
+          <w:sz w:val="22"/>
+        </w:rPr>
+      </w:pPr>
+      <w:r>
+        <w:rPr>
+          <w:rFonts w:ascii="Tahoma" w:eastAsia="微软雅黑" w:hAnsi="Tahoma" w:hint="eastAsia"/>
+          <w:kern w:val="0"/>
+          <w:sz w:val="22"/>
+        </w:rPr>
+        <w:t>所以在</w:t>
+      </w:r>
+      <w:r>
+        <w:rPr>
+          <w:rFonts w:ascii="Tahoma" w:eastAsia="微软雅黑" w:hAnsi="Tahoma" w:hint="eastAsia"/>
+          <w:kern w:val="0"/>
+          <w:sz w:val="22"/>
+        </w:rPr>
+        <w:t>战斗消息、对话窗口中，</w:t>
+      </w:r>
+      <w:r>
+        <w:rPr>
+          <w:rFonts w:ascii="Tahoma" w:eastAsia="微软雅黑" w:hAnsi="Tahoma" w:hint="eastAsia"/>
+          <w:kern w:val="0"/>
+          <w:sz w:val="22"/>
+        </w:rPr>
+        <w:t>一个个绘制后，每</w:t>
+      </w:r>
+      <w:r>
+        <w:rPr>
+          <w:rFonts w:ascii="Tahoma" w:eastAsia="微软雅黑" w:hAnsi="Tahoma" w:hint="eastAsia"/>
+          <w:kern w:val="0"/>
+          <w:sz w:val="22"/>
+        </w:rPr>
+        <w:t>个字</w:t>
+      </w:r>
+      <w:r>
+        <w:rPr>
+          <w:rFonts w:ascii="Tahoma" w:eastAsia="微软雅黑" w:hAnsi="Tahoma" w:hint="eastAsia"/>
+          <w:kern w:val="0"/>
+          <w:sz w:val="22"/>
+        </w:rPr>
+        <w:t>都会</w:t>
+      </w:r>
+      <w:r>
+        <w:rPr>
+          <w:rFonts w:ascii="Tahoma" w:eastAsia="微软雅黑" w:hAnsi="Tahoma" w:hint="eastAsia"/>
+          <w:kern w:val="0"/>
+          <w:sz w:val="22"/>
+        </w:rPr>
+        <w:t>包含一个渐变。</w:t>
+      </w:r>
+    </w:p>
+    <w:p>
+      <w:pPr>
+        <w:snapToGrid w:val="0"/>
+        <w:rPr>
+          <w:rFonts w:ascii="Tahoma" w:eastAsia="微软雅黑" w:hAnsi="Tahoma" w:hint="eastAsia"/>
+          <w:kern w:val="0"/>
+          <w:sz w:val="22"/>
+        </w:rPr>
+      </w:pPr>
+      <w:r>
+        <w:rPr>
+          <w:rFonts w:ascii="Tahoma" w:eastAsia="微软雅黑" w:hAnsi="Tahoma" w:hint="eastAsia"/>
+          <w:kern w:val="0"/>
+          <w:sz w:val="22"/>
+        </w:rPr>
+        <w:t>下图可以明显看到每个字都有斜向渐变，而不是三个字整体斜向渐变。</w:t>
+      </w:r>
+    </w:p>
+    <w:p>
+      <w:pPr>
+        <w:jc w:val="center"/>
         <w:rPr>
           <w:rFonts w:ascii="Tahoma" w:eastAsia="微软雅黑" w:hAnsi="Tahoma"/>
           <w:kern w:val="0"/>
@@ -854,7 +2002,7 @@
                     <pic:cNvPicPr/>
                   </pic:nvPicPr>
                   <pic:blipFill>
-                    <a:blip r:embed="rId7"/>
+                    <a:blip r:embed="rId13"/>
                     <a:stretch>
                       <a:fillRect/>
                     </a:stretch>
@@ -877,6 +2025,7 @@
     </w:p>
     <w:p>
       <w:pPr>
+        <w:jc w:val="center"/>
         <w:rPr>
           <w:rFonts w:ascii="Tahoma" w:eastAsia="微软雅黑" w:hAnsi="Tahoma"/>
           <w:kern w:val="0"/>
@@ -908,7 +2057,7 @@
                     </pic:cNvPicPr>
                   </pic:nvPicPr>
                   <pic:blipFill>
-                    <a:blip r:embed="rId8">
+                    <a:blip r:embed="rId14">
                       <a:extLst>
                         <a:ext uri="{28A0092B-C50C-407E-A947-70E740481C1C}">
                           <a14:useLocalDpi xmlns:a14="http://schemas.microsoft.com/office/drawing/2010/main" val="0"/>
@@ -942,322 +2091,6 @@
     </w:p>
     <w:p>
       <w:pPr>
-        <w:rPr>
-          <w:rFonts w:ascii="Tahoma" w:eastAsia="微软雅黑" w:hAnsi="Tahoma"/>
-          <w:kern w:val="0"/>
-          <w:sz w:val="22"/>
-        </w:rPr>
-      </w:pPr>
-      <w:r>
-        <w:rPr>
-          <w:rFonts w:ascii="Tahoma" w:eastAsia="微软雅黑" w:hAnsi="Tahoma" w:hint="eastAsia"/>
-          <w:kern w:val="0"/>
-          <w:sz w:val="22"/>
-        </w:rPr>
-        <w:t>其设置方式为：</w:t>
-      </w:r>
-    </w:p>
-    <w:p>
-      <w:pPr>
-        <w:rPr>
-          <w:rFonts w:ascii="Tahoma" w:eastAsia="微软雅黑" w:hAnsi="Tahoma"/>
-          <w:kern w:val="0"/>
-          <w:sz w:val="22"/>
-        </w:rPr>
-      </w:pPr>
-      <w:r>
-        <w:rPr>
-          <w:rFonts w:ascii="Tahoma" w:eastAsia="微软雅黑" w:hAnsi="Tahoma" w:hint="eastAsia"/>
-          <w:kern w:val="0"/>
-          <w:sz w:val="22"/>
-        </w:rPr>
-        <w:t xml:space="preserve"> </w:t>
-      </w:r>
-      <w:r>
-        <w:rPr>
-          <w:rFonts w:ascii="Tahoma" w:eastAsia="微软雅黑" w:hAnsi="Tahoma"/>
-          <w:kern w:val="0"/>
-          <w:sz w:val="22"/>
-        </w:rPr>
-        <w:t xml:space="preserve"> \c[101] </w:t>
-      </w:r>
-      <w:r>
-        <w:rPr>
-          <w:rFonts w:ascii="Tahoma" w:eastAsia="微软雅黑" w:hAnsi="Tahoma" w:hint="eastAsia"/>
-          <w:kern w:val="0"/>
-          <w:sz w:val="22"/>
-        </w:rPr>
-        <w:t>对应</w:t>
-      </w:r>
-      <w:r>
-        <w:rPr>
-          <w:rFonts w:ascii="Tahoma" w:eastAsia="微软雅黑" w:hAnsi="Tahoma" w:hint="eastAsia"/>
-          <w:kern w:val="0"/>
-          <w:sz w:val="22"/>
-        </w:rPr>
-        <w:t xml:space="preserve"> </w:t>
-      </w:r>
-      <w:r>
-        <w:rPr>
-          <w:rFonts w:ascii="Tahoma" w:eastAsia="微软雅黑" w:hAnsi="Tahoma" w:hint="eastAsia"/>
-          <w:kern w:val="0"/>
-          <w:sz w:val="22"/>
-        </w:rPr>
-        <w:t>颜色</w:t>
-      </w:r>
-      <w:r>
-        <w:rPr>
-          <w:rFonts w:ascii="Tahoma" w:eastAsia="微软雅黑" w:hAnsi="Tahoma" w:hint="eastAsia"/>
-          <w:kern w:val="0"/>
-          <w:sz w:val="22"/>
-        </w:rPr>
-        <w:t>1</w:t>
-      </w:r>
-      <w:r>
-        <w:rPr>
-          <w:rFonts w:ascii="Tahoma" w:eastAsia="微软雅黑" w:hAnsi="Tahoma"/>
-          <w:kern w:val="0"/>
-          <w:sz w:val="22"/>
-        </w:rPr>
-        <w:t>.</w:t>
-      </w:r>
-    </w:p>
-    <w:p>
-      <w:pPr>
-        <w:ind w:firstLineChars="100" w:firstLine="220"/>
-        <w:rPr>
-          <w:rFonts w:ascii="Tahoma" w:eastAsia="微软雅黑" w:hAnsi="Tahoma"/>
-          <w:kern w:val="0"/>
-          <w:sz w:val="22"/>
-        </w:rPr>
-      </w:pPr>
-      <w:r>
-        <w:rPr>
-          <w:rFonts w:ascii="Tahoma" w:eastAsia="微软雅黑" w:hAnsi="Tahoma"/>
-          <w:kern w:val="0"/>
-          <w:sz w:val="22"/>
-        </w:rPr>
-        <w:t xml:space="preserve">\c[102] </w:t>
-      </w:r>
-      <w:r>
-        <w:rPr>
-          <w:rFonts w:ascii="Tahoma" w:eastAsia="微软雅黑" w:hAnsi="Tahoma" w:hint="eastAsia"/>
-          <w:kern w:val="0"/>
-          <w:sz w:val="22"/>
-        </w:rPr>
-        <w:t>对应</w:t>
-      </w:r>
-      <w:r>
-        <w:rPr>
-          <w:rFonts w:ascii="Tahoma" w:eastAsia="微软雅黑" w:hAnsi="Tahoma" w:hint="eastAsia"/>
-          <w:kern w:val="0"/>
-          <w:sz w:val="22"/>
-        </w:rPr>
-        <w:t xml:space="preserve"> </w:t>
-      </w:r>
-      <w:r>
-        <w:rPr>
-          <w:rFonts w:ascii="Tahoma" w:eastAsia="微软雅黑" w:hAnsi="Tahoma" w:hint="eastAsia"/>
-          <w:kern w:val="0"/>
-          <w:sz w:val="22"/>
-        </w:rPr>
-        <w:t>颜色</w:t>
-      </w:r>
-      <w:r>
-        <w:rPr>
-          <w:rFonts w:ascii="Tahoma" w:eastAsia="微软雅黑" w:hAnsi="Tahoma"/>
-          <w:kern w:val="0"/>
-          <w:sz w:val="22"/>
-        </w:rPr>
-        <w:t>2.</w:t>
-      </w:r>
-    </w:p>
-    <w:p>
-      <w:pPr>
-        <w:ind w:firstLineChars="100" w:firstLine="220"/>
-        <w:rPr>
-          <w:rFonts w:ascii="Tahoma" w:eastAsia="微软雅黑" w:hAnsi="Tahoma"/>
-          <w:kern w:val="0"/>
-          <w:sz w:val="22"/>
-        </w:rPr>
-      </w:pPr>
-      <w:r>
-        <w:rPr>
-          <w:rFonts w:ascii="Tahoma" w:eastAsia="微软雅黑" w:hAnsi="Tahoma" w:hint="eastAsia"/>
-          <w:kern w:val="0"/>
-          <w:sz w:val="22"/>
-        </w:rPr>
-        <w:t>……</w:t>
-      </w:r>
-    </w:p>
-    <w:p>
-      <w:pPr>
-        <w:rPr>
-          <w:rFonts w:ascii="Tahoma" w:eastAsia="微软雅黑" w:hAnsi="Tahoma"/>
-          <w:kern w:val="0"/>
-          <w:sz w:val="22"/>
-        </w:rPr>
-      </w:pPr>
-      <w:r>
-        <w:rPr>
-          <w:rFonts w:ascii="Tahoma" w:eastAsia="微软雅黑" w:hAnsi="Tahoma" w:hint="eastAsia"/>
-          <w:kern w:val="0"/>
-          <w:sz w:val="22"/>
-        </w:rPr>
-        <w:t xml:space="preserve"> </w:t>
-      </w:r>
-      <w:r>
-        <w:rPr>
-          <w:rFonts w:ascii="Tahoma" w:eastAsia="微软雅黑" w:hAnsi="Tahoma"/>
-          <w:kern w:val="0"/>
-          <w:sz w:val="22"/>
-        </w:rPr>
-        <w:t xml:space="preserve"> \c[201] </w:t>
-      </w:r>
-      <w:r>
-        <w:rPr>
-          <w:rFonts w:ascii="Tahoma" w:eastAsia="微软雅黑" w:hAnsi="Tahoma" w:hint="eastAsia"/>
-          <w:kern w:val="0"/>
-          <w:sz w:val="22"/>
-        </w:rPr>
-        <w:t>对应</w:t>
-      </w:r>
-      <w:r>
-        <w:rPr>
-          <w:rFonts w:ascii="Tahoma" w:eastAsia="微软雅黑" w:hAnsi="Tahoma" w:hint="eastAsia"/>
-          <w:kern w:val="0"/>
-          <w:sz w:val="22"/>
-        </w:rPr>
-        <w:t xml:space="preserve"> </w:t>
-      </w:r>
-      <w:r>
-        <w:rPr>
-          <w:rFonts w:ascii="Tahoma" w:eastAsia="微软雅黑" w:hAnsi="Tahoma" w:hint="eastAsia"/>
-          <w:kern w:val="0"/>
-          <w:sz w:val="22"/>
-        </w:rPr>
-        <w:t>高级颜色</w:t>
-      </w:r>
-      <w:r>
-        <w:rPr>
-          <w:rFonts w:ascii="Tahoma" w:eastAsia="微软雅黑" w:hAnsi="Tahoma" w:hint="eastAsia"/>
-          <w:kern w:val="0"/>
-          <w:sz w:val="22"/>
-        </w:rPr>
-        <w:t>1</w:t>
-      </w:r>
-      <w:r>
-        <w:rPr>
-          <w:rFonts w:ascii="Tahoma" w:eastAsia="微软雅黑" w:hAnsi="Tahoma"/>
-          <w:kern w:val="0"/>
-          <w:sz w:val="22"/>
-        </w:rPr>
-        <w:t>.</w:t>
-      </w:r>
-    </w:p>
-    <w:p>
-      <w:pPr>
-        <w:ind w:firstLineChars="100" w:firstLine="220"/>
-        <w:rPr>
-          <w:rFonts w:ascii="Tahoma" w:eastAsia="微软雅黑" w:hAnsi="Tahoma"/>
-          <w:kern w:val="0"/>
-          <w:sz w:val="22"/>
-        </w:rPr>
-      </w:pPr>
-      <w:r>
-        <w:rPr>
-          <w:rFonts w:ascii="Tahoma" w:eastAsia="微软雅黑" w:hAnsi="Tahoma"/>
-          <w:kern w:val="0"/>
-          <w:sz w:val="22"/>
-        </w:rPr>
-        <w:t xml:space="preserve">\c[202] </w:t>
-      </w:r>
-      <w:r>
-        <w:rPr>
-          <w:rFonts w:ascii="Tahoma" w:eastAsia="微软雅黑" w:hAnsi="Tahoma" w:hint="eastAsia"/>
-          <w:kern w:val="0"/>
-          <w:sz w:val="22"/>
-        </w:rPr>
-        <w:t>对应</w:t>
-      </w:r>
-      <w:r>
-        <w:rPr>
-          <w:rFonts w:ascii="Tahoma" w:eastAsia="微软雅黑" w:hAnsi="Tahoma" w:hint="eastAsia"/>
-          <w:kern w:val="0"/>
-          <w:sz w:val="22"/>
-        </w:rPr>
-        <w:t xml:space="preserve"> </w:t>
-      </w:r>
-      <w:r>
-        <w:rPr>
-          <w:rFonts w:ascii="Tahoma" w:eastAsia="微软雅黑" w:hAnsi="Tahoma" w:hint="eastAsia"/>
-          <w:kern w:val="0"/>
-          <w:sz w:val="22"/>
-        </w:rPr>
-        <w:t>高级颜色</w:t>
-      </w:r>
-      <w:r>
-        <w:rPr>
-          <w:rFonts w:ascii="Tahoma" w:eastAsia="微软雅黑" w:hAnsi="Tahoma"/>
-          <w:kern w:val="0"/>
-          <w:sz w:val="22"/>
-        </w:rPr>
-        <w:t>2.</w:t>
-      </w:r>
-    </w:p>
-    <w:p>
-      <w:pPr>
-        <w:ind w:firstLineChars="100" w:firstLine="220"/>
-        <w:rPr>
-          <w:rFonts w:ascii="Tahoma" w:eastAsia="微软雅黑" w:hAnsi="Tahoma"/>
-          <w:kern w:val="0"/>
-          <w:sz w:val="22"/>
-        </w:rPr>
-      </w:pPr>
-      <w:r>
-        <w:rPr>
-          <w:rFonts w:ascii="Tahoma" w:eastAsia="微软雅黑" w:hAnsi="Tahoma" w:hint="eastAsia"/>
-          <w:kern w:val="0"/>
-          <w:sz w:val="22"/>
-        </w:rPr>
-        <w:t>……</w:t>
-      </w:r>
-    </w:p>
-    <w:p>
-      <w:pPr>
-        <w:rPr>
-          <w:rFonts w:ascii="Tahoma" w:eastAsia="微软雅黑" w:hAnsi="Tahoma"/>
-          <w:kern w:val="0"/>
-          <w:sz w:val="22"/>
-        </w:rPr>
-      </w:pPr>
-      <w:r>
-        <w:rPr>
-          <w:rFonts w:ascii="Tahoma" w:eastAsia="微软雅黑" w:hAnsi="Tahoma" w:hint="eastAsia"/>
-          <w:kern w:val="0"/>
-          <w:sz w:val="22"/>
-        </w:rPr>
-        <w:t>固定颜色与高级颜色</w:t>
-      </w:r>
-      <w:r>
-        <w:rPr>
-          <w:rFonts w:ascii="Tahoma" w:eastAsia="微软雅黑" w:hAnsi="Tahoma"/>
-          <w:kern w:val="0"/>
-          <w:sz w:val="22"/>
-        </w:rPr>
-        <w:t>99</w:t>
-      </w:r>
-      <w:r>
-        <w:rPr>
-          <w:rFonts w:ascii="Tahoma" w:eastAsia="微软雅黑" w:hAnsi="Tahoma" w:hint="eastAsia"/>
-          <w:kern w:val="0"/>
-          <w:sz w:val="22"/>
-        </w:rPr>
-        <w:t>种设置配置。</w:t>
-      </w:r>
-    </w:p>
-    <w:p>
-      <w:pPr>
         <w:widowControl/>
         <w:jc w:val="left"/>
         <w:rPr>
@@ -1277,22 +2110,31 @@
     </w:p>
     <w:p>
       <w:pPr>
-        <w:rPr>
-          <w:rFonts w:ascii="Tahoma" w:eastAsia="微软雅黑" w:hAnsi="Tahoma"/>
-          <w:kern w:val="0"/>
-          <w:sz w:val="22"/>
-        </w:rPr>
-      </w:pPr>
-    </w:p>
-    <w:p>
-      <w:pPr>
         <w:pStyle w:val="2"/>
       </w:pPr>
       <w:r>
         <w:rPr>
           <w:rFonts w:hint="eastAsia"/>
         </w:rPr>
-        <w:t>渐变角度</w:t>
+        <w:lastRenderedPageBreak/>
+        <w:t>渐变</w:t>
+      </w:r>
+      <w:r>
+        <w:rPr>
+          <w:rFonts w:hint="eastAsia"/>
+        </w:rPr>
+        <w:t>设置</w:t>
+      </w:r>
+    </w:p>
+    <w:p>
+      <w:pPr>
+        <w:pStyle w:val="3"/>
+      </w:pPr>
+      <w:r>
+        <w:rPr>
+          <w:rFonts w:hint="eastAsia"/>
+        </w:rPr>
+        <w:t>角度</w:t>
       </w:r>
     </w:p>
     <w:p>
@@ -1300,6 +2142,59 @@
         <w:widowControl/>
         <w:adjustRightInd w:val="0"/>
         <w:snapToGrid w:val="0"/>
+        <w:jc w:val="left"/>
+        <w:rPr>
+          <w:rFonts w:ascii="Tahoma" w:eastAsia="微软雅黑" w:hAnsi="Tahoma"/>
+          <w:kern w:val="0"/>
+          <w:sz w:val="22"/>
+        </w:rPr>
+      </w:pPr>
+      <w:r>
+        <w:rPr>
+          <w:rFonts w:ascii="Tahoma" w:eastAsia="微软雅黑" w:hAnsi="Tahoma" w:hint="eastAsia"/>
+          <w:kern w:val="0"/>
+          <w:sz w:val="22"/>
+        </w:rPr>
+        <w:t>渐变角度在</w:t>
+      </w:r>
+      <w:r>
+        <w:rPr>
+          <w:rFonts w:ascii="Tahoma" w:eastAsia="微软雅黑" w:hAnsi="Tahoma"/>
+          <w:kern w:val="0"/>
+          <w:sz w:val="22"/>
+        </w:rPr>
+        <w:t>0</w:t>
+      </w:r>
+      <w:r>
+        <w:rPr>
+          <w:rFonts w:ascii="Tahoma" w:eastAsia="微软雅黑" w:hAnsi="Tahoma" w:hint="eastAsia"/>
+          <w:kern w:val="0"/>
+          <w:sz w:val="22"/>
+        </w:rPr>
+        <w:t>-</w:t>
+      </w:r>
+      <w:r>
+        <w:rPr>
+          <w:rFonts w:ascii="Tahoma" w:eastAsia="微软雅黑" w:hAnsi="Tahoma"/>
+          <w:kern w:val="0"/>
+          <w:sz w:val="22"/>
+        </w:rPr>
+        <w:t>180</w:t>
+      </w:r>
+      <w:r>
+        <w:rPr>
+          <w:rFonts w:ascii="Tahoma" w:eastAsia="微软雅黑" w:hAnsi="Tahoma" w:hint="eastAsia"/>
+          <w:kern w:val="0"/>
+          <w:sz w:val="22"/>
+        </w:rPr>
+        <w:t>度范围之间。</w:t>
+      </w:r>
+    </w:p>
+    <w:p>
+      <w:pPr>
+        <w:widowControl/>
+        <w:adjustRightInd w:val="0"/>
+        <w:snapToGrid w:val="0"/>
         <w:spacing w:after="200"/>
         <w:jc w:val="left"/>
         <w:rPr>
@@ -1314,39 +2209,7 @@
           <w:kern w:val="0"/>
           <w:sz w:val="22"/>
         </w:rPr>
-        <w:t>渐变角度在</w:t>
-      </w:r>
-      <w:r>
-        <w:rPr>
-          <w:rFonts w:ascii="Tahoma" w:eastAsia="微软雅黑" w:hAnsi="Tahoma"/>
-          <w:kern w:val="0"/>
-          <w:sz w:val="22"/>
-        </w:rPr>
-        <w:t>0</w:t>
-      </w:r>
-      <w:r>
-        <w:rPr>
-          <w:rFonts w:ascii="Tahoma" w:eastAsia="微软雅黑" w:hAnsi="Tahoma" w:hint="eastAsia"/>
-          <w:kern w:val="0"/>
-          <w:sz w:val="22"/>
-        </w:rPr>
-        <w:t>-</w:t>
-      </w:r>
-      <w:r>
-        <w:rPr>
-          <w:rFonts w:ascii="Tahoma" w:eastAsia="微软雅黑" w:hAnsi="Tahoma"/>
-          <w:kern w:val="0"/>
-          <w:sz w:val="22"/>
-        </w:rPr>
-        <w:t>180</w:t>
-      </w:r>
-      <w:r>
-        <w:rPr>
-          <w:rFonts w:ascii="Tahoma" w:eastAsia="微软雅黑" w:hAnsi="Tahoma" w:hint="eastAsia"/>
-          <w:kern w:val="0"/>
-          <w:sz w:val="22"/>
-        </w:rPr>
-        <w:t>度范围之间。目前将渐变设置为非常清晰的一根线，你可以看到下面的情况：</w:t>
+        <w:t>将渐变设置为非常清晰的一根线，你可以看到下面的情况：</w:t>
       </w:r>
     </w:p>
     <w:p>
@@ -1409,7 +2272,7 @@
                     <pic:cNvPicPr/>
                   </pic:nvPicPr>
                   <pic:blipFill>
-                    <a:blip r:embed="rId9"/>
+                    <a:blip r:embed="rId15"/>
                     <a:stretch>
                       <a:fillRect/>
                     </a:stretch>
@@ -1490,7 +2353,7 @@
                     <pic:cNvPicPr/>
                   </pic:nvPicPr>
                   <pic:blipFill>
-                    <a:blip r:embed="rId10"/>
+                    <a:blip r:embed="rId16"/>
                     <a:stretch>
                       <a:fillRect/>
                     </a:stretch>
@@ -1571,7 +2434,7 @@
                     <pic:cNvPicPr/>
                   </pic:nvPicPr>
                   <pic:blipFill>
-                    <a:blip r:embed="rId11"/>
+                    <a:blip r:embed="rId17"/>
                     <a:stretch>
                       <a:fillRect/>
                     </a:stretch>
@@ -1644,7 +2507,7 @@
                     <pic:cNvPicPr/>
                   </pic:nvPicPr>
                   <pic:blipFill>
-                    <a:blip r:embed="rId12"/>
+                    <a:blip r:embed="rId18"/>
                     <a:stretch>
                       <a:fillRect/>
                     </a:stretch>
@@ -1677,14 +2540,20 @@
     </w:p>
     <w:p>
       <w:pPr>
-        <w:pStyle w:val="2"/>
+        <w:pStyle w:val="3"/>
       </w:pPr>
       <w:r>
         <w:rPr>
           <w:rFonts w:hint="eastAsia"/>
         </w:rPr>
         <w:lastRenderedPageBreak/>
-        <w:t>渐变节点</w:t>
+        <w:t>节点</w:t>
+      </w:r>
+      <w:r>
+        <w:rPr>
+          <w:rFonts w:hint="eastAsia"/>
+        </w:rPr>
+        <w:t>颜色</w:t>
       </w:r>
     </w:p>
     <w:p>
@@ -1706,71 +2575,7 @@
           <w:kern w:val="0"/>
           <w:sz w:val="22"/>
         </w:rPr>
-        <w:t>渐变节点与</w:t>
-      </w:r>
-      <w:r>
-        <w:rPr>
-          <w:rFonts w:ascii="Tahoma" w:eastAsia="微软雅黑" w:hAnsi="Tahoma" w:hint="eastAsia"/>
-          <w:kern w:val="0"/>
-          <w:sz w:val="22"/>
-        </w:rPr>
-        <w:t>ps</w:t>
-      </w:r>
-      <w:r>
-        <w:rPr>
-          <w:rFonts w:ascii="Tahoma" w:eastAsia="微软雅黑" w:hAnsi="Tahoma" w:hint="eastAsia"/>
-          <w:kern w:val="0"/>
-          <w:sz w:val="22"/>
-        </w:rPr>
-        <w:t>、</w:t>
-      </w:r>
-      <w:r>
-        <w:rPr>
-          <w:rFonts w:ascii="Tahoma" w:eastAsia="微软雅黑" w:hAnsi="Tahoma" w:hint="eastAsia"/>
-          <w:kern w:val="0"/>
-          <w:sz w:val="22"/>
-        </w:rPr>
-        <w:t>ai</w:t>
-      </w:r>
-      <w:r>
-        <w:rPr>
-          <w:rFonts w:ascii="Tahoma" w:eastAsia="微软雅黑" w:hAnsi="Tahoma" w:hint="eastAsia"/>
-          <w:kern w:val="0"/>
-          <w:sz w:val="22"/>
-        </w:rPr>
-        <w:t>绘图工具的渐变性质一样，如下图</w:t>
-      </w:r>
-      <w:r>
-        <w:rPr>
-          <w:rFonts w:ascii="Tahoma" w:eastAsia="微软雅黑" w:hAnsi="Tahoma" w:hint="eastAsia"/>
-          <w:kern w:val="0"/>
-          <w:sz w:val="22"/>
-        </w:rPr>
-        <w:t>，设置了</w:t>
-      </w:r>
-      <w:r>
-        <w:rPr>
-          <w:rFonts w:ascii="Tahoma" w:eastAsia="微软雅黑" w:hAnsi="Tahoma" w:hint="eastAsia"/>
-          <w:kern w:val="0"/>
-          <w:sz w:val="22"/>
-        </w:rPr>
-        <w:t>3</w:t>
-      </w:r>
-      <w:r>
-        <w:rPr>
-          <w:rFonts w:ascii="Tahoma" w:eastAsia="微软雅黑" w:hAnsi="Tahoma" w:hint="eastAsia"/>
-          <w:kern w:val="0"/>
-          <w:sz w:val="22"/>
-        </w:rPr>
-        <w:t>个节点</w:t>
-      </w:r>
-      <w:r>
-        <w:rPr>
-          <w:rFonts w:ascii="Tahoma" w:eastAsia="微软雅黑" w:hAnsi="Tahoma" w:hint="eastAsia"/>
-          <w:kern w:val="0"/>
-          <w:sz w:val="22"/>
-        </w:rPr>
-        <w:t>：</w:t>
+        <w:t>你可以在高级颜色中设置多个节点，每个节点对应一种颜色。</w:t>
       </w:r>
     </w:p>
     <w:p>
@@ -1779,9 +2584,311 @@
         <w:adjustRightInd w:val="0"/>
         <w:snapToGrid w:val="0"/>
         <w:spacing w:after="200"/>
+        <w:jc w:val="center"/>
+        <w:rPr>
+          <w:rFonts w:ascii="Tahoma" w:eastAsia="微软雅黑" w:hAnsi="Tahoma"/>
+          <w:kern w:val="0"/>
+          <w:sz w:val="22"/>
+        </w:rPr>
+      </w:pPr>
+      <w:r>
+        <w:rPr>
+          <w:rFonts w:ascii="宋体" w:eastAsia="宋体" w:hAnsi="宋体" w:cs="宋体"/>
+          <w:noProof/>
+          <w:kern w:val="0"/>
+          <w:sz w:val="24"/>
+          <w:szCs w:val="24"/>
+        </w:rPr>
+        <w:drawing>
+          <wp:inline distT="0" distB="0" distL="0" distR="0" wp14:anchorId="026607C4" wp14:editId="1F448C39">
+            <wp:extent cx="2758440" cy="1849714"/>
+            <wp:effectExtent l="0" t="0" r="3810" b="0"/>
+            <wp:docPr id="7" name="图片 7"/>
+            <wp:cNvGraphicFramePr>
+              <a:graphicFrameLocks xmlns:a="http://schemas.openxmlformats.org/drawingml/2006/main" noChangeAspect="1"/>
+            </wp:cNvGraphicFramePr>
+            <a:graphic xmlns:a="http://schemas.openxmlformats.org/drawingml/2006/main">
+              <a:graphicData uri="http://schemas.openxmlformats.org/drawingml/2006/picture">
+                <pic:pic xmlns:pic="http://schemas.openxmlformats.org/drawingml/2006/picture">
+                  <pic:nvPicPr>
+                    <pic:cNvPr id="0" name="Picture 9"/>
+                    <pic:cNvPicPr>
+                      <a:picLocks noChangeAspect="1" noChangeArrowheads="1"/>
+                    </pic:cNvPicPr>
+                  </pic:nvPicPr>
+                  <pic:blipFill>
+                    <a:blip r:embed="rId19">
+                      <a:extLst>
+                        <a:ext uri="{28A0092B-C50C-407E-A947-70E740481C1C}">
+                          <a14:useLocalDpi xmlns:a14="http://schemas.microsoft.com/office/drawing/2010/main" val="0"/>
+                        </a:ext>
+                      </a:extLst>
+                    </a:blip>
+                    <a:srcRect/>
+                    <a:stretch>
+                      <a:fillRect/>
+                    </a:stretch>
+                  </pic:blipFill>
+                  <pic:spPr bwMode="auto">
+                    <a:xfrm>
+                      <a:off x="0" y="0"/>
+                      <a:ext cx="2773209" cy="1859617"/>
+                    </a:xfrm>
+                    <a:prstGeom prst="rect">
+                      <a:avLst/>
+                    </a:prstGeom>
+                    <a:noFill/>
+                    <a:ln>
+                      <a:noFill/>
+                    </a:ln>
+                  </pic:spPr>
+                </pic:pic>
+              </a:graphicData>
+            </a:graphic>
+          </wp:inline>
+        </w:drawing>
+      </w:r>
+    </w:p>
+    <w:p>
+      <w:pPr>
+        <w:widowControl/>
+        <w:adjustRightInd w:val="0"/>
+        <w:snapToGrid w:val="0"/>
         <w:jc w:val="left"/>
         <w:rPr>
           <w:rFonts w:ascii="Tahoma" w:eastAsia="微软雅黑" w:hAnsi="Tahoma"/>
+          <w:kern w:val="0"/>
+          <w:sz w:val="22"/>
+        </w:rPr>
+      </w:pPr>
+      <w:r>
+        <w:rPr>
+          <w:rFonts w:ascii="Tahoma" w:eastAsia="微软雅黑" w:hAnsi="Tahoma" w:hint="eastAsia"/>
+          <w:kern w:val="0"/>
+          <w:sz w:val="22"/>
+        </w:rPr>
+        <w:t>这种</w:t>
+      </w:r>
+      <w:r>
+        <w:rPr>
+          <w:rFonts w:ascii="Tahoma" w:eastAsia="微软雅黑" w:hAnsi="Tahoma" w:hint="eastAsia"/>
+          <w:kern w:val="0"/>
+          <w:sz w:val="22"/>
+        </w:rPr>
+        <w:t>节点</w:t>
+      </w:r>
+      <w:r>
+        <w:rPr>
+          <w:rFonts w:ascii="Tahoma" w:eastAsia="微软雅黑" w:hAnsi="Tahoma" w:hint="eastAsia"/>
+          <w:kern w:val="0"/>
+          <w:sz w:val="22"/>
+        </w:rPr>
+        <w:t>颜色设置，</w:t>
+      </w:r>
+      <w:r>
+        <w:rPr>
+          <w:rFonts w:ascii="Tahoma" w:eastAsia="微软雅黑" w:hAnsi="Tahoma" w:hint="eastAsia"/>
+          <w:kern w:val="0"/>
+          <w:sz w:val="22"/>
+        </w:rPr>
+        <w:t>与</w:t>
+      </w:r>
+      <w:r>
+        <w:rPr>
+          <w:rFonts w:ascii="Tahoma" w:eastAsia="微软雅黑" w:hAnsi="Tahoma" w:hint="eastAsia"/>
+          <w:kern w:val="0"/>
+          <w:sz w:val="22"/>
+        </w:rPr>
+        <w:t>ps</w:t>
+      </w:r>
+      <w:r>
+        <w:rPr>
+          <w:rFonts w:ascii="Tahoma" w:eastAsia="微软雅黑" w:hAnsi="Tahoma" w:hint="eastAsia"/>
+          <w:kern w:val="0"/>
+          <w:sz w:val="22"/>
+        </w:rPr>
+        <w:t>、</w:t>
+      </w:r>
+      <w:r>
+        <w:rPr>
+          <w:rFonts w:ascii="Tahoma" w:eastAsia="微软雅黑" w:hAnsi="Tahoma" w:hint="eastAsia"/>
+          <w:kern w:val="0"/>
+          <w:sz w:val="22"/>
+        </w:rPr>
+        <w:t>ai</w:t>
+      </w:r>
+      <w:r>
+        <w:rPr>
+          <w:rFonts w:ascii="Tahoma" w:eastAsia="微软雅黑" w:hAnsi="Tahoma" w:hint="eastAsia"/>
+          <w:kern w:val="0"/>
+          <w:sz w:val="22"/>
+        </w:rPr>
+        <w:t>绘图工具的渐变性质一样</w:t>
+      </w:r>
+      <w:r>
+        <w:rPr>
+          <w:rFonts w:ascii="Tahoma" w:eastAsia="微软雅黑" w:hAnsi="Tahoma" w:hint="eastAsia"/>
+          <w:kern w:val="0"/>
+          <w:sz w:val="22"/>
+        </w:rPr>
+        <w:t>。</w:t>
+      </w:r>
+    </w:p>
+    <w:p>
+      <w:pPr>
+        <w:widowControl/>
+        <w:adjustRightInd w:val="0"/>
+        <w:snapToGrid w:val="0"/>
+        <w:jc w:val="left"/>
+        <w:rPr>
+          <w:rFonts w:ascii="Tahoma" w:eastAsia="微软雅黑" w:hAnsi="Tahoma"/>
+          <w:kern w:val="0"/>
+          <w:sz w:val="22"/>
+        </w:rPr>
+      </w:pPr>
+      <w:r>
+        <w:rPr>
+          <w:rFonts w:ascii="Tahoma" w:eastAsia="微软雅黑" w:hAnsi="Tahoma" w:hint="eastAsia"/>
+          <w:kern w:val="0"/>
+          <w:sz w:val="22"/>
+        </w:rPr>
+        <w:t>如下图</w:t>
+      </w:r>
+      <w:r>
+        <w:rPr>
+          <w:rFonts w:ascii="Tahoma" w:eastAsia="微软雅黑" w:hAnsi="Tahoma" w:hint="eastAsia"/>
+          <w:kern w:val="0"/>
+          <w:sz w:val="22"/>
+        </w:rPr>
+        <w:t>，设置了</w:t>
+      </w:r>
+      <w:r>
+        <w:rPr>
+          <w:rFonts w:ascii="Tahoma" w:eastAsia="微软雅黑" w:hAnsi="Tahoma" w:hint="eastAsia"/>
+          <w:kern w:val="0"/>
+          <w:sz w:val="22"/>
+        </w:rPr>
+        <w:t>3</w:t>
+      </w:r>
+      <w:r>
+        <w:rPr>
+          <w:rFonts w:ascii="Tahoma" w:eastAsia="微软雅黑" w:hAnsi="Tahoma" w:hint="eastAsia"/>
+          <w:kern w:val="0"/>
+          <w:sz w:val="22"/>
+        </w:rPr>
+        <w:t>个节点</w:t>
+      </w:r>
+      <w:r>
+        <w:rPr>
+          <w:rFonts w:ascii="Tahoma" w:eastAsia="微软雅黑" w:hAnsi="Tahoma" w:hint="eastAsia"/>
+          <w:kern w:val="0"/>
+          <w:sz w:val="22"/>
+        </w:rPr>
+        <w:t>：</w:t>
+      </w:r>
+    </w:p>
+    <w:p>
+      <w:pPr>
+        <w:widowControl/>
+        <w:adjustRightInd w:val="0"/>
+        <w:snapToGrid w:val="0"/>
+        <w:jc w:val="left"/>
+        <w:rPr>
+          <w:rFonts w:ascii="Tahoma" w:eastAsia="微软雅黑" w:hAnsi="Tahoma"/>
+          <w:kern w:val="0"/>
+          <w:sz w:val="22"/>
+        </w:rPr>
+      </w:pPr>
+      <w:r>
+        <w:rPr>
+          <w:rFonts w:ascii="Tahoma" w:eastAsia="微软雅黑" w:hAnsi="Tahoma" w:hint="eastAsia"/>
+          <w:kern w:val="0"/>
+          <w:sz w:val="22"/>
+        </w:rPr>
+        <w:t>（</w:t>
+      </w:r>
+      <w:r>
+        <w:rPr>
+          <w:rFonts w:ascii="Tahoma" w:eastAsia="微软雅黑" w:hAnsi="Tahoma" w:hint="eastAsia"/>
+          <w:kern w:val="0"/>
+          <w:sz w:val="22"/>
+        </w:rPr>
+        <w:t>最下面的节点值为</w:t>
+      </w:r>
+      <w:r>
+        <w:rPr>
+          <w:rFonts w:ascii="Tahoma" w:eastAsia="微软雅黑" w:hAnsi="Tahoma" w:hint="eastAsia"/>
+          <w:kern w:val="0"/>
+          <w:sz w:val="22"/>
+        </w:rPr>
+        <w:t>0</w:t>
+      </w:r>
+      <w:r>
+        <w:rPr>
+          <w:rFonts w:ascii="Tahoma" w:eastAsia="微软雅黑" w:hAnsi="Tahoma" w:hint="eastAsia"/>
+          <w:kern w:val="0"/>
+          <w:sz w:val="22"/>
+        </w:rPr>
+        <w:t>，最上面的节点值为</w:t>
+      </w:r>
+      <w:r>
+        <w:rPr>
+          <w:rFonts w:ascii="Tahoma" w:eastAsia="微软雅黑" w:hAnsi="Tahoma" w:hint="eastAsia"/>
+          <w:kern w:val="0"/>
+          <w:sz w:val="22"/>
+        </w:rPr>
+        <w:t>1</w:t>
+      </w:r>
+      <w:r>
+        <w:rPr>
+          <w:rFonts w:ascii="Tahoma" w:eastAsia="微软雅黑" w:hAnsi="Tahoma" w:hint="eastAsia"/>
+          <w:kern w:val="0"/>
+          <w:sz w:val="22"/>
+        </w:rPr>
+        <w:t>，中间则为</w:t>
+      </w:r>
+      <w:r>
+        <w:rPr>
+          <w:rFonts w:ascii="Tahoma" w:eastAsia="微软雅黑" w:hAnsi="Tahoma" w:hint="eastAsia"/>
+          <w:kern w:val="0"/>
+          <w:sz w:val="22"/>
+        </w:rPr>
+        <w:t>0</w:t>
+      </w:r>
+      <w:r>
+        <w:rPr>
+          <w:rFonts w:ascii="Tahoma" w:eastAsia="微软雅黑" w:hAnsi="Tahoma"/>
+          <w:kern w:val="0"/>
+          <w:sz w:val="22"/>
+        </w:rPr>
+        <w:t>.5</w:t>
+      </w:r>
+      <w:r>
+        <w:rPr>
+          <w:rFonts w:ascii="Tahoma" w:eastAsia="微软雅黑" w:hAnsi="Tahoma" w:hint="eastAsia"/>
+          <w:kern w:val="0"/>
+          <w:sz w:val="22"/>
+        </w:rPr>
+        <w:t>左右。</w:t>
+      </w:r>
+      <w:r>
+        <w:rPr>
+          <w:rFonts w:ascii="Tahoma" w:eastAsia="微软雅黑" w:hAnsi="Tahoma" w:hint="eastAsia"/>
+          <w:kern w:val="0"/>
+          <w:sz w:val="22"/>
+        </w:rPr>
+        <w:t>）</w:t>
+      </w:r>
+    </w:p>
+    <w:p>
+      <w:pPr>
+        <w:widowControl/>
+        <w:adjustRightInd w:val="0"/>
+        <w:snapToGrid w:val="0"/>
+        <w:spacing w:after="200"/>
+        <w:jc w:val="center"/>
+        <w:rPr>
+          <w:rFonts w:ascii="Tahoma" w:eastAsia="微软雅黑" w:hAnsi="Tahoma" w:hint="eastAsia"/>
           <w:kern w:val="0"/>
           <w:sz w:val="22"/>
         </w:rPr>
@@ -1809,7 +2916,7 @@
                     <pic:cNvPicPr/>
                   </pic:nvPicPr>
                   <pic:blipFill>
-                    <a:blip r:embed="rId13"/>
+                    <a:blip r:embed="rId20"/>
                     <a:stretch>
                       <a:fillRect/>
                     </a:stretch>
@@ -1849,63 +2956,7 @@
           <w:kern w:val="0"/>
           <w:sz w:val="22"/>
         </w:rPr>
-        <w:t>最下面的节点值为</w:t>
-      </w:r>
-      <w:r>
-        <w:rPr>
-          <w:rFonts w:ascii="Tahoma" w:eastAsia="微软雅黑" w:hAnsi="Tahoma" w:hint="eastAsia"/>
-          <w:kern w:val="0"/>
-          <w:sz w:val="22"/>
-        </w:rPr>
-        <w:t>0</w:t>
-      </w:r>
-      <w:r>
-        <w:rPr>
-          <w:rFonts w:ascii="Tahoma" w:eastAsia="微软雅黑" w:hAnsi="Tahoma" w:hint="eastAsia"/>
-          <w:kern w:val="0"/>
-          <w:sz w:val="22"/>
-        </w:rPr>
-        <w:t>，最上面的节点值为</w:t>
-      </w:r>
-      <w:r>
-        <w:rPr>
-          <w:rFonts w:ascii="Tahoma" w:eastAsia="微软雅黑" w:hAnsi="Tahoma" w:hint="eastAsia"/>
-          <w:kern w:val="0"/>
-          <w:sz w:val="22"/>
-        </w:rPr>
-        <w:t>1</w:t>
-      </w:r>
-      <w:r>
-        <w:rPr>
-          <w:rFonts w:ascii="Tahoma" w:eastAsia="微软雅黑" w:hAnsi="Tahoma" w:hint="eastAsia"/>
-          <w:kern w:val="0"/>
-          <w:sz w:val="22"/>
-        </w:rPr>
-        <w:t>，中间则为</w:t>
-      </w:r>
-      <w:r>
-        <w:rPr>
-          <w:rFonts w:ascii="Tahoma" w:eastAsia="微软雅黑" w:hAnsi="Tahoma" w:hint="eastAsia"/>
-          <w:kern w:val="0"/>
-          <w:sz w:val="22"/>
-        </w:rPr>
-        <w:t>0</w:t>
-      </w:r>
-      <w:r>
-        <w:rPr>
-          <w:rFonts w:ascii="Tahoma" w:eastAsia="微软雅黑" w:hAnsi="Tahoma"/>
-          <w:kern w:val="0"/>
-          <w:sz w:val="22"/>
-        </w:rPr>
-        <w:t>.5</w:t>
-      </w:r>
-      <w:r>
-        <w:rPr>
-          <w:rFonts w:ascii="Tahoma" w:eastAsia="微软雅黑" w:hAnsi="Tahoma" w:hint="eastAsia"/>
-          <w:kern w:val="0"/>
-          <w:sz w:val="22"/>
-        </w:rPr>
-        <w:t>左右。</w:t>
+        <w:t>对应的颜色也会在下面字体中体现：</w:t>
       </w:r>
     </w:p>
     <w:p>
@@ -1914,29 +2965,7 @@
         <w:adjustRightInd w:val="0"/>
         <w:snapToGrid w:val="0"/>
         <w:spacing w:after="200"/>
-        <w:jc w:val="left"/>
-        <w:rPr>
-          <w:rFonts w:ascii="Tahoma" w:eastAsia="微软雅黑" w:hAnsi="Tahoma"/>
-          <w:kern w:val="0"/>
-          <w:sz w:val="22"/>
-        </w:rPr>
-      </w:pPr>
-      <w:r>
-        <w:rPr>
-          <w:rFonts w:ascii="Tahoma" w:eastAsia="微软雅黑" w:hAnsi="Tahoma" w:hint="eastAsia"/>
-          <w:kern w:val="0"/>
-          <w:sz w:val="22"/>
-        </w:rPr>
-        <w:t>对应的颜色也会在下面字体中体现：</w:t>
-      </w:r>
-    </w:p>
-    <w:p>
-      <w:pPr>
-        <w:widowControl/>
-        <w:adjustRightInd w:val="0"/>
-        <w:snapToGrid w:val="0"/>
-        <w:spacing w:after="200"/>
-        <w:jc w:val="left"/>
+        <w:jc w:val="center"/>
         <w:rPr>
           <w:rFonts w:ascii="Tahoma" w:eastAsia="微软雅黑" w:hAnsi="Tahoma"/>
           <w:kern w:val="0"/>
@@ -1966,7 +2995,7 @@
                     <pic:cNvPicPr/>
                   </pic:nvPicPr>
                   <pic:blipFill>
-                    <a:blip r:embed="rId14"/>
+                    <a:blip r:embed="rId21"/>
                     <a:stretch>
                       <a:fillRect/>
                     </a:stretch>
@@ -2001,7 +3030,15 @@
           <w:kern w:val="0"/>
           <w:sz w:val="22"/>
         </w:rPr>
-        <w:t>渐变颜色和普通颜色相互不冲突，你可以通过插件指令切换颜色或者高级颜色。</w:t>
+        <w:t>另外</w:t>
+      </w:r>
+      <w:r>
+        <w:rPr>
+          <w:rFonts w:ascii="Tahoma" w:eastAsia="微软雅黑" w:hAnsi="Tahoma" w:hint="eastAsia"/>
+          <w:kern w:val="0"/>
+          <w:sz w:val="22"/>
+        </w:rPr>
+        <w:t>，你可以通过插件指令切换颜色或者高级颜色。</w:t>
       </w:r>
     </w:p>
     <w:p>
@@ -2016,7 +3053,6 @@
       </w:pPr>
     </w:p>
     <w:sectPr>
-      <w:headerReference w:type="default" r:id="rId15"/>
       <w:pgSz w:w="11906" w:h="16838"/>
       <w:pgMar w:top="1440" w:right="1800" w:bottom="1440" w:left="1800" w:header="851" w:footer="992" w:gutter="0"/>
       <w:cols w:space="425"/>
@@ -2294,6 +3330,7 @@
     <w:lsdException w:name="HTML Sample" w:semiHidden="1" w:unhideWhenUsed="1"/>
     <w:lsdException w:name="HTML Typewriter" w:semiHidden="1" w:unhideWhenUsed="1"/>
     <w:lsdException w:name="HTML Variable" w:semiHidden="1" w:unhideWhenUsed="1"/>
+    <w:lsdException w:name="Normal Table" w:semiHidden="1" w:unhideWhenUsed="1"/>
     <w:lsdException w:name="annotation subject" w:semiHidden="1" w:unhideWhenUsed="1"/>
     <w:lsdException w:name="No List" w:semiHidden="1" w:unhideWhenUsed="1"/>
     <w:lsdException w:name="Outline List 1" w:semiHidden="1" w:unhideWhenUsed="1"/>
@@ -2336,8 +3373,11 @@
     <w:lsdException w:name="Table Contemporary" w:semiHidden="1" w:unhideWhenUsed="1"/>
     <w:lsdException w:name="Table Elegant" w:semiHidden="1" w:unhideWhenUsed="1"/>
     <w:lsdException w:name="Table Professional" w:semiHidden="1" w:unhideWhenUsed="1"/>
+    <w:lsdException w:name="Table Subtle 1" w:semiHidden="1" w:unhideWhenUsed="1"/>
     <w:lsdException w:name="Table Subtle 2" w:semiHidden="1" w:unhideWhenUsed="1"/>
     <w:lsdException w:name="Table Web 1" w:semiHidden="1" w:unhideWhenUsed="1"/>
+    <w:lsdException w:name="Table Web 2" w:semiHidden="1" w:unhideWhenUsed="1"/>
+    <w:lsdException w:name="Table Web 3" w:semiHidden="1" w:unhideWhenUsed="1"/>
     <w:lsdException w:name="Balloon Text" w:semiHidden="1" w:unhideWhenUsed="1"/>
     <w:lsdException w:name="Table Grid" w:uiPriority="39"/>
     <w:lsdException w:name="Table Theme" w:semiHidden="1" w:unhideWhenUsed="1"/>
@@ -2593,6 +3633,28 @@
       <w:szCs w:val="32"/>
     </w:rPr>
   </w:style>
+  <w:style w:type="paragraph" w:styleId="3">
+    <w:name w:val="heading 3"/>
+    <w:basedOn w:val="a"/>
+    <w:next w:val="a"/>
+    <w:link w:val="30"/>
+    <w:uiPriority w:val="9"/>
+    <w:unhideWhenUsed/>
+    <w:qFormat/>
+    <w:rsid w:val="009545A2"/>
+    <w:pPr>
+      <w:keepNext/>
+      <w:keepLines/>
+      <w:spacing w:before="240" w:after="120"/>
+      <w:outlineLvl w:val="2"/>
+    </w:pPr>
+    <w:rPr>
+      <w:b/>
+      <w:bCs/>
+      <w:sz w:val="28"/>
+      <w:szCs w:val="28"/>
+    </w:rPr>
+  </w:style>
   <w:style w:type="character" w:default="1" w:styleId="a0">
     <w:name w:val="Default Paragraph Font"/>
     <w:uiPriority w:val="1"/>
@@ -2839,6 +3901,19 @@
       <w:kern w:val="0"/>
       <w:sz w:val="24"/>
       <w:szCs w:val="24"/>
+    </w:rPr>
+  </w:style>
+  <w:style w:type="character" w:customStyle="1" w:styleId="30">
+    <w:name w:val="标题 3 字符"/>
+    <w:basedOn w:val="a0"/>
+    <w:link w:val="3"/>
+    <w:uiPriority w:val="9"/>
+    <w:rsid w:val="009545A2"/>
+    <w:rPr>
+      <w:b/>
+      <w:bCs/>
+      <w:sz w:val="28"/>
+      <w:szCs w:val="28"/>
     </w:rPr>
   </w:style>
 </w:styles>
